--- a/lessons/7-9/readiness/practice.docx
+++ b/lessons/7-9/readiness/practice.docx
@@ -29,7 +29,7 @@
           <w:sz w:val="20"/>
           <w:szCs w:val="20"/>
         </w:rPr>
-        <w:t xml:space="preserve">Readiness practice for Lesson 9-7  ·  Builds toward 6.NS.6b</w:t>
+        <w:t xml:space="preserve">Readiness practice for Lesson 7-9 (Unit 7 · Lesson 9)  ·  Builds toward 6.NOS.7</w:t>
       </w:r>
     </w:p>
     <w:p>
@@ -471,7 +471,7 @@
           <w:sz w:val="20"/>
           <w:szCs w:val="20"/>
         </w:rPr>
-        <w:t xml:space="preserve">When you've finished, open Lesson 9-7 and dive in!</w:t>
+        <w:t xml:space="preserve">When you've finished, open Lesson 7-9 and dive in!</w:t>
       </w:r>
     </w:p>
     <w:p>

--- a/lessons/7-9/readiness/practice.docx
+++ b/lessons/7-9/readiness/practice.docx
@@ -86,7 +86,1121 @@
     </w:p>
     <w:p>
       <w:pPr>
-        <w:spacing w:after="120" w:before="0"/>
+        <w:spacing w:after="60" w:before="120"/>
+      </w:pPr>
+      <w:r>
+        <w:rPr>
+          <w:b/>
+          <w:bCs/>
+          <w:color w:val="0F2B3C"/>
+          <w:sz w:val="24"/>
+          <w:szCs w:val="24"/>
+        </w:rPr>
+        <w:t xml:space="preserve">Vocabulary Anchor Box</w:t>
+      </w:r>
+    </w:p>
+    <w:tbl>
+      <w:tblPr>
+        <w:tblW w:type="dxa" w:w="9360"/>
+        <w:tblBorders>
+          <w:top w:val="single" w:color="C7D2DD" w:sz="6"/>
+          <w:left w:val="single" w:color="C7D2DD" w:sz="6"/>
+          <w:bottom w:val="single" w:color="C7D2DD" w:sz="6"/>
+          <w:right w:val="single" w:color="C7D2DD" w:sz="6"/>
+          <w:insideH w:val="single" w:color="C7D2DD" w:sz="6"/>
+          <w:insideV w:val="single" w:color="C7D2DD" w:sz="6"/>
+        </w:tblBorders>
+      </w:tblPr>
+      <w:tblGrid>
+        <w:gridCol w:w="1800"/>
+        <w:gridCol w:w="3160"/>
+        <w:gridCol w:w="2200"/>
+        <w:gridCol w:w="2200"/>
+      </w:tblGrid>
+      <w:tr>
+        <w:trPr>
+          <w:cantSplit/>
+          <w:tblHeader/>
+        </w:trPr>
+        <w:tc>
+          <w:tcPr>
+            <w:tcW w:type="dxa" w:w="1800"/>
+            <w:shd w:fill="EEF4F8" w:color="auto" w:val="clear"/>
+            <w:tcMar>
+              <w:top w:type="dxa" w:w="60"/>
+              <w:left w:type="dxa" w:w="100"/>
+              <w:bottom w:type="dxa" w:w="60"/>
+              <w:right w:type="dxa" w:w="100"/>
+            </w:tcMar>
+          </w:tcPr>
+          <w:p>
+            <w:pPr>
+              <w:spacing w:after="0" w:before="0"/>
+            </w:pPr>
+            <w:r>
+              <w:rPr>
+                <w:b/>
+                <w:bCs/>
+                <w:color w:val="0F2B3C"/>
+                <w:sz w:val="18"/>
+                <w:szCs w:val="18"/>
+              </w:rPr>
+              <w:t xml:space="preserve">Concept Term</w:t>
+            </w:r>
+          </w:p>
+        </w:tc>
+        <w:tc>
+          <w:tcPr>
+            <w:tcW w:type="dxa" w:w="3160"/>
+            <w:shd w:fill="EEF4F8" w:color="auto" w:val="clear"/>
+            <w:tcMar>
+              <w:top w:type="dxa" w:w="60"/>
+              <w:left w:type="dxa" w:w="100"/>
+              <w:bottom w:type="dxa" w:w="60"/>
+              <w:right w:type="dxa" w:w="100"/>
+            </w:tcMar>
+          </w:tcPr>
+          <w:p>
+            <w:pPr>
+              <w:spacing w:after="0" w:before="0"/>
+            </w:pPr>
+            <w:r>
+              <w:rPr>
+                <w:b/>
+                <w:bCs/>
+                <w:color w:val="0F2B3C"/>
+                <w:sz w:val="18"/>
+                <w:szCs w:val="18"/>
+              </w:rPr>
+              <w:t xml:space="preserve">Student-Friendly Definition</w:t>
+            </w:r>
+          </w:p>
+        </w:tc>
+        <w:tc>
+          <w:tcPr>
+            <w:tcW w:type="dxa" w:w="2200"/>
+            <w:shd w:fill="EEF4F8" w:color="auto" w:val="clear"/>
+            <w:tcMar>
+              <w:top w:type="dxa" w:w="60"/>
+              <w:left w:type="dxa" w:w="100"/>
+              <w:bottom w:type="dxa" w:w="60"/>
+              <w:right w:type="dxa" w:w="100"/>
+            </w:tcMar>
+          </w:tcPr>
+          <w:p>
+            <w:pPr>
+              <w:spacing w:after="0" w:before="0"/>
+            </w:pPr>
+            <w:r>
+              <w:rPr>
+                <w:b/>
+                <w:bCs/>
+                <w:color w:val="0F2B3C"/>
+                <w:sz w:val="18"/>
+                <w:szCs w:val="18"/>
+              </w:rPr>
+              <w:t xml:space="preserve">Non-Example</w:t>
+            </w:r>
+          </w:p>
+        </w:tc>
+        <w:tc>
+          <w:tcPr>
+            <w:tcW w:type="dxa" w:w="2200"/>
+            <w:shd w:fill="EEF4F8" w:color="auto" w:val="clear"/>
+            <w:tcMar>
+              <w:top w:type="dxa" w:w="60"/>
+              <w:left w:type="dxa" w:w="100"/>
+              <w:bottom w:type="dxa" w:w="60"/>
+              <w:right w:type="dxa" w:w="100"/>
+            </w:tcMar>
+          </w:tcPr>
+          <w:p>
+            <w:pPr>
+              <w:spacing w:after="0" w:before="0"/>
+            </w:pPr>
+            <w:r>
+              <w:rPr>
+                <w:b/>
+                <w:bCs/>
+                <w:color w:val="0F2B3C"/>
+                <w:sz w:val="18"/>
+                <w:szCs w:val="18"/>
+              </w:rPr>
+              <w:t xml:space="preserve">Visual Clue</w:t>
+            </w:r>
+          </w:p>
+        </w:tc>
+      </w:tr>
+      <w:tr>
+        <w:trPr>
+          <w:cantSplit/>
+        </w:trPr>
+        <w:tc>
+          <w:tcPr>
+            <w:tcW w:type="dxa" w:w="1800"/>
+            <w:tcMar>
+              <w:top w:type="dxa" w:w="60"/>
+              <w:left w:type="dxa" w:w="100"/>
+              <w:bottom w:type="dxa" w:w="60"/>
+              <w:right w:type="dxa" w:w="100"/>
+            </w:tcMar>
+            <w:vAlign w:val="top"/>
+          </w:tcPr>
+          <w:p>
+            <w:pPr>
+              <w:spacing w:after="20" w:before="0"/>
+            </w:pPr>
+            <w:r>
+              <w:rPr>
+                <w:b/>
+                <w:bCs/>
+                <w:color w:val="0F2B3C"/>
+                <w:sz w:val="20"/>
+                <w:szCs w:val="20"/>
+              </w:rPr>
+              <w:t xml:space="preserve">Reflect Points Across Axes</w:t>
+            </w:r>
+          </w:p>
+          <w:p>
+            <w:pPr>
+              <w:spacing w:after="0" w:before="0"/>
+            </w:pPr>
+            <w:r>
+              <w:rPr>
+                <w:i/>
+                <w:iCs/>
+                <w:color w:val="5E6E7E"/>
+                <w:sz w:val="18"/>
+                <w:szCs w:val="18"/>
+              </w:rPr>
+              <w:t xml:space="preserve">Reflejar puntos sobre los ejes</w:t>
+            </w:r>
+          </w:p>
+        </w:tc>
+        <w:tc>
+          <w:tcPr>
+            <w:tcW w:type="dxa" w:w="3160"/>
+            <w:tcMar>
+              <w:top w:type="dxa" w:w="60"/>
+              <w:left w:type="dxa" w:w="100"/>
+              <w:bottom w:type="dxa" w:w="60"/>
+              <w:right w:type="dxa" w:w="100"/>
+            </w:tcMar>
+            <w:vAlign w:val="top"/>
+          </w:tcPr>
+          <w:p>
+            <w:pPr>
+              <w:spacing w:after="0" w:before="0"/>
+            </w:pPr>
+            <w:r>
+              <w:rPr>
+                <w:sz w:val="19"/>
+                <w:szCs w:val="19"/>
+              </w:rPr>
+              <w:t xml:space="preserve">Flip a point across an axis so it stays the same perpendicular distance from that axis.</w:t>
+            </w:r>
+          </w:p>
+        </w:tc>
+        <w:tc>
+          <w:tcPr>
+            <w:tcW w:type="dxa" w:w="2200"/>
+            <w:tcMar>
+              <w:top w:type="dxa" w:w="60"/>
+              <w:left w:type="dxa" w:w="100"/>
+              <w:bottom w:type="dxa" w:w="60"/>
+              <w:right w:type="dxa" w:w="100"/>
+            </w:tcMar>
+            <w:vAlign w:val="top"/>
+          </w:tcPr>
+          <w:p>
+            <w:pPr>
+              <w:spacing w:after="30" w:before="0"/>
+            </w:pPr>
+            <w:r>
+              <w:rPr>
+                <w:i/>
+                <w:iCs/>
+                <w:color w:val="5E6E7E"/>
+                <w:sz w:val="18"/>
+                <w:szCs w:val="18"/>
+              </w:rPr>
+              <w:t xml:space="preserve">Not Reflect Points Across Axes: write a counter-example that does not fit the rule.</w:t>
+            </w:r>
+          </w:p>
+          <w:p>
+            <w:pPr>
+              <w:spacing w:after="50" w:before="0"/>
+            </w:pPr>
+            <w:r>
+              <w:rPr>
+                <w:color w:val="BBBBBB"/>
+                <w:sz w:val="18"/>
+                <w:szCs w:val="18"/>
+              </w:rPr>
+              <w:t xml:space="preserve">____________________________</w:t>
+            </w:r>
+          </w:p>
+        </w:tc>
+        <w:tc>
+          <w:tcPr>
+            <w:tcW w:type="dxa" w:w="2200"/>
+            <w:tcMar>
+              <w:top w:type="dxa" w:w="60"/>
+              <w:left w:type="dxa" w:w="100"/>
+              <w:bottom w:type="dxa" w:w="60"/>
+              <w:right w:type="dxa" w:w="100"/>
+            </w:tcMar>
+            <w:vAlign w:val="top"/>
+          </w:tcPr>
+          <w:p>
+            <w:pPr>
+              <w:spacing w:after="0" w:before="0"/>
+            </w:pPr>
+            <w:r>
+              <w:rPr>
+                <w:i/>
+                <w:iCs/>
+                <w:color w:val="5E6E7E"/>
+                <w:sz w:val="18"/>
+                <w:szCs w:val="18"/>
+              </w:rPr>
+              <w:t xml:space="preserve">Across the x-axis: (3, 2) → (3, −2).</w:t>
+            </w:r>
+          </w:p>
+        </w:tc>
+      </w:tr>
+      <w:tr>
+        <w:trPr>
+          <w:cantSplit/>
+        </w:trPr>
+        <w:tc>
+          <w:tcPr>
+            <w:tcW w:type="dxa" w:w="1800"/>
+            <w:tcMar>
+              <w:top w:type="dxa" w:w="60"/>
+              <w:left w:type="dxa" w:w="100"/>
+              <w:bottom w:type="dxa" w:w="60"/>
+              <w:right w:type="dxa" w:w="100"/>
+            </w:tcMar>
+            <w:vAlign w:val="top"/>
+          </w:tcPr>
+          <w:p>
+            <w:pPr>
+              <w:spacing w:after="20" w:before="0"/>
+            </w:pPr>
+            <w:r>
+              <w:rPr>
+                <w:b/>
+                <w:bCs/>
+                <w:color w:val="0F2B3C"/>
+                <w:sz w:val="20"/>
+                <w:szCs w:val="20"/>
+              </w:rPr>
+              <w:t xml:space="preserve">Reflection</w:t>
+            </w:r>
+          </w:p>
+          <w:p>
+            <w:pPr>
+              <w:spacing w:after="0" w:before="0"/>
+            </w:pPr>
+            <w:r>
+              <w:rPr>
+                <w:i/>
+                <w:iCs/>
+                <w:color w:val="5E6E7E"/>
+                <w:sz w:val="18"/>
+                <w:szCs w:val="18"/>
+              </w:rPr>
+              <w:t xml:space="preserve">Reflexión</w:t>
+            </w:r>
+          </w:p>
+        </w:tc>
+        <w:tc>
+          <w:tcPr>
+            <w:tcW w:type="dxa" w:w="3160"/>
+            <w:tcMar>
+              <w:top w:type="dxa" w:w="60"/>
+              <w:left w:type="dxa" w:w="100"/>
+              <w:bottom w:type="dxa" w:w="60"/>
+              <w:right w:type="dxa" w:w="100"/>
+            </w:tcMar>
+            <w:vAlign w:val="top"/>
+          </w:tcPr>
+          <w:p>
+            <w:pPr>
+              <w:spacing w:after="0" w:before="0"/>
+            </w:pPr>
+            <w:r>
+              <w:rPr>
+                <w:sz w:val="19"/>
+                <w:szCs w:val="19"/>
+              </w:rPr>
+              <w:t xml:space="preserve">A flipped, mirror image across a line.</w:t>
+            </w:r>
+          </w:p>
+        </w:tc>
+        <w:tc>
+          <w:tcPr>
+            <w:tcW w:type="dxa" w:w="2200"/>
+            <w:tcMar>
+              <w:top w:type="dxa" w:w="60"/>
+              <w:left w:type="dxa" w:w="100"/>
+              <w:bottom w:type="dxa" w:w="60"/>
+              <w:right w:type="dxa" w:w="100"/>
+            </w:tcMar>
+            <w:vAlign w:val="top"/>
+          </w:tcPr>
+          <w:p>
+            <w:pPr>
+              <w:spacing w:after="30" w:before="0"/>
+            </w:pPr>
+            <w:r>
+              <w:rPr>
+                <w:i/>
+                <w:iCs/>
+                <w:color w:val="5E6E7E"/>
+                <w:sz w:val="18"/>
+                <w:szCs w:val="18"/>
+              </w:rPr>
+              <w:t xml:space="preserve">Not Reflection: write a counter-example that does not fit the rule.</w:t>
+            </w:r>
+          </w:p>
+          <w:p>
+            <w:pPr>
+              <w:spacing w:after="50" w:before="0"/>
+            </w:pPr>
+            <w:r>
+              <w:rPr>
+                <w:color w:val="BBBBBB"/>
+                <w:sz w:val="18"/>
+                <w:szCs w:val="18"/>
+              </w:rPr>
+              <w:t xml:space="preserve">____________________________</w:t>
+            </w:r>
+          </w:p>
+        </w:tc>
+        <w:tc>
+          <w:tcPr>
+            <w:tcW w:type="dxa" w:w="2200"/>
+            <w:tcMar>
+              <w:top w:type="dxa" w:w="60"/>
+              <w:left w:type="dxa" w:w="100"/>
+              <w:bottom w:type="dxa" w:w="60"/>
+              <w:right w:type="dxa" w:w="100"/>
+            </w:tcMar>
+            <w:vAlign w:val="top"/>
+          </w:tcPr>
+          <w:p>
+            <w:pPr>
+              <w:spacing w:after="0" w:before="0"/>
+            </w:pPr>
+            <w:r>
+              <w:rPr>
+                <w:i/>
+                <w:iCs/>
+                <w:color w:val="5E6E7E"/>
+                <w:sz w:val="18"/>
+                <w:szCs w:val="18"/>
+              </w:rPr>
+              <w:t xml:space="preserve">(3, 2) reflected over the y-axis becomes (-3, 2) — x changes sign, y stays</w:t>
+            </w:r>
+          </w:p>
+        </w:tc>
+      </w:tr>
+      <w:tr>
+        <w:trPr>
+          <w:cantSplit/>
+        </w:trPr>
+        <w:tc>
+          <w:tcPr>
+            <w:tcW w:type="dxa" w:w="1800"/>
+            <w:tcMar>
+              <w:top w:type="dxa" w:w="60"/>
+              <w:left w:type="dxa" w:w="100"/>
+              <w:bottom w:type="dxa" w:w="60"/>
+              <w:right w:type="dxa" w:w="100"/>
+            </w:tcMar>
+            <w:vAlign w:val="top"/>
+          </w:tcPr>
+          <w:p>
+            <w:pPr>
+              <w:spacing w:after="20" w:before="0"/>
+            </w:pPr>
+            <w:r>
+              <w:rPr>
+                <w:b/>
+                <w:bCs/>
+                <w:color w:val="0F2B3C"/>
+                <w:sz w:val="20"/>
+                <w:szCs w:val="20"/>
+              </w:rPr>
+              <w:t xml:space="preserve">x-axis</w:t>
+            </w:r>
+          </w:p>
+          <w:p>
+            <w:pPr>
+              <w:spacing w:after="0" w:before="0"/>
+            </w:pPr>
+            <w:r>
+              <w:rPr>
+                <w:i/>
+                <w:iCs/>
+                <w:color w:val="5E6E7E"/>
+                <w:sz w:val="18"/>
+                <w:szCs w:val="18"/>
+              </w:rPr>
+              <w:t xml:space="preserve">Eje x</w:t>
+            </w:r>
+          </w:p>
+        </w:tc>
+        <w:tc>
+          <w:tcPr>
+            <w:tcW w:type="dxa" w:w="3160"/>
+            <w:tcMar>
+              <w:top w:type="dxa" w:w="60"/>
+              <w:left w:type="dxa" w:w="100"/>
+              <w:bottom w:type="dxa" w:w="60"/>
+              <w:right w:type="dxa" w:w="100"/>
+            </w:tcMar>
+            <w:vAlign w:val="top"/>
+          </w:tcPr>
+          <w:p>
+            <w:pPr>
+              <w:spacing w:after="0" w:before="0"/>
+            </w:pPr>
+            <w:r>
+              <w:rPr>
+                <w:sz w:val="19"/>
+                <w:szCs w:val="19"/>
+              </w:rPr>
+              <w:t xml:space="preserve">The line that goes across the grid. Flipping over it changes the y sign.</w:t>
+            </w:r>
+          </w:p>
+        </w:tc>
+        <w:tc>
+          <w:tcPr>
+            <w:tcW w:type="dxa" w:w="2200"/>
+            <w:tcMar>
+              <w:top w:type="dxa" w:w="60"/>
+              <w:left w:type="dxa" w:w="100"/>
+              <w:bottom w:type="dxa" w:w="60"/>
+              <w:right w:type="dxa" w:w="100"/>
+            </w:tcMar>
+            <w:vAlign w:val="top"/>
+          </w:tcPr>
+          <w:p>
+            <w:pPr>
+              <w:spacing w:after="30" w:before="0"/>
+            </w:pPr>
+            <w:r>
+              <w:rPr>
+                <w:i/>
+                <w:iCs/>
+                <w:color w:val="5E6E7E"/>
+                <w:sz w:val="18"/>
+                <w:szCs w:val="18"/>
+              </w:rPr>
+              <w:t xml:space="preserve">Not x-axis: write a counter-example that does not fit the rule.</w:t>
+            </w:r>
+          </w:p>
+          <w:p>
+            <w:pPr>
+              <w:spacing w:after="50" w:before="0"/>
+            </w:pPr>
+            <w:r>
+              <w:rPr>
+                <w:color w:val="BBBBBB"/>
+                <w:sz w:val="18"/>
+                <w:szCs w:val="18"/>
+              </w:rPr>
+              <w:t xml:space="preserve">____________________________</w:t>
+            </w:r>
+          </w:p>
+        </w:tc>
+        <w:tc>
+          <w:tcPr>
+            <w:tcW w:type="dxa" w:w="2200"/>
+            <w:tcMar>
+              <w:top w:type="dxa" w:w="60"/>
+              <w:left w:type="dxa" w:w="100"/>
+              <w:bottom w:type="dxa" w:w="60"/>
+              <w:right w:type="dxa" w:w="100"/>
+            </w:tcMar>
+            <w:vAlign w:val="top"/>
+          </w:tcPr>
+          <w:p>
+            <w:pPr>
+              <w:spacing w:after="0" w:before="0"/>
+            </w:pPr>
+            <w:r>
+              <w:rPr>
+                <w:i/>
+                <w:iCs/>
+                <w:color w:val="5E6E7E"/>
+                <w:sz w:val="18"/>
+                <w:szCs w:val="18"/>
+              </w:rPr>
+              <w:t xml:space="preserve">(4, 3) → (4, -3): the y flips from +3 to -3, like folding the paper along the horizontal line</w:t>
+            </w:r>
+          </w:p>
+        </w:tc>
+      </w:tr>
+      <w:tr>
+        <w:trPr>
+          <w:cantSplit/>
+        </w:trPr>
+        <w:tc>
+          <w:tcPr>
+            <w:tcW w:type="dxa" w:w="1800"/>
+            <w:tcMar>
+              <w:top w:type="dxa" w:w="60"/>
+              <w:left w:type="dxa" w:w="100"/>
+              <w:bottom w:type="dxa" w:w="60"/>
+              <w:right w:type="dxa" w:w="100"/>
+            </w:tcMar>
+            <w:vAlign w:val="top"/>
+          </w:tcPr>
+          <w:p>
+            <w:pPr>
+              <w:spacing w:after="20" w:before="0"/>
+            </w:pPr>
+            <w:r>
+              <w:rPr>
+                <w:b/>
+                <w:bCs/>
+                <w:color w:val="0F2B3C"/>
+                <w:sz w:val="20"/>
+                <w:szCs w:val="20"/>
+              </w:rPr>
+              <w:t xml:space="preserve">y-axis</w:t>
+            </w:r>
+          </w:p>
+          <w:p>
+            <w:pPr>
+              <w:spacing w:after="0" w:before="0"/>
+            </w:pPr>
+            <w:r>
+              <w:rPr>
+                <w:i/>
+                <w:iCs/>
+                <w:color w:val="5E6E7E"/>
+                <w:sz w:val="18"/>
+                <w:szCs w:val="18"/>
+              </w:rPr>
+              <w:t xml:space="preserve">Eje y</w:t>
+            </w:r>
+          </w:p>
+        </w:tc>
+        <w:tc>
+          <w:tcPr>
+            <w:tcW w:type="dxa" w:w="3160"/>
+            <w:tcMar>
+              <w:top w:type="dxa" w:w="60"/>
+              <w:left w:type="dxa" w:w="100"/>
+              <w:bottom w:type="dxa" w:w="60"/>
+              <w:right w:type="dxa" w:w="100"/>
+            </w:tcMar>
+            <w:vAlign w:val="top"/>
+          </w:tcPr>
+          <w:p>
+            <w:pPr>
+              <w:spacing w:after="0" w:before="0"/>
+            </w:pPr>
+            <w:r>
+              <w:rPr>
+                <w:sz w:val="19"/>
+                <w:szCs w:val="19"/>
+              </w:rPr>
+              <w:t xml:space="preserve">The line that goes up the grid. Flipping over it changes the x sign.</w:t>
+            </w:r>
+          </w:p>
+        </w:tc>
+        <w:tc>
+          <w:tcPr>
+            <w:tcW w:type="dxa" w:w="2200"/>
+            <w:tcMar>
+              <w:top w:type="dxa" w:w="60"/>
+              <w:left w:type="dxa" w:w="100"/>
+              <w:bottom w:type="dxa" w:w="60"/>
+              <w:right w:type="dxa" w:w="100"/>
+            </w:tcMar>
+            <w:vAlign w:val="top"/>
+          </w:tcPr>
+          <w:p>
+            <w:pPr>
+              <w:spacing w:after="30" w:before="0"/>
+            </w:pPr>
+            <w:r>
+              <w:rPr>
+                <w:i/>
+                <w:iCs/>
+                <w:color w:val="5E6E7E"/>
+                <w:sz w:val="18"/>
+                <w:szCs w:val="18"/>
+              </w:rPr>
+              <w:t xml:space="preserve">Not y-axis: write a counter-example that does not fit the rule.</w:t>
+            </w:r>
+          </w:p>
+          <w:p>
+            <w:pPr>
+              <w:spacing w:after="50" w:before="0"/>
+            </w:pPr>
+            <w:r>
+              <w:rPr>
+                <w:color w:val="BBBBBB"/>
+                <w:sz w:val="18"/>
+                <w:szCs w:val="18"/>
+              </w:rPr>
+              <w:t xml:space="preserve">____________________________</w:t>
+            </w:r>
+          </w:p>
+        </w:tc>
+        <w:tc>
+          <w:tcPr>
+            <w:tcW w:type="dxa" w:w="2200"/>
+            <w:tcMar>
+              <w:top w:type="dxa" w:w="60"/>
+              <w:left w:type="dxa" w:w="100"/>
+              <w:bottom w:type="dxa" w:w="60"/>
+              <w:right w:type="dxa" w:w="100"/>
+            </w:tcMar>
+            <w:vAlign w:val="top"/>
+          </w:tcPr>
+          <w:p>
+            <w:pPr>
+              <w:spacing w:after="0" w:before="0"/>
+            </w:pPr>
+            <w:r>
+              <w:rPr>
+                <w:i/>
+                <w:iCs/>
+                <w:color w:val="5E6E7E"/>
+                <w:sz w:val="18"/>
+                <w:szCs w:val="18"/>
+              </w:rPr>
+              <w:t xml:space="preserve">(4, 3) → (-4, 3): the x flips from +4 to -4, like folding the paper along the vertical line</w:t>
+            </w:r>
+          </w:p>
+        </w:tc>
+      </w:tr>
+      <w:tr>
+        <w:trPr>
+          <w:cantSplit/>
+        </w:trPr>
+        <w:tc>
+          <w:tcPr>
+            <w:tcW w:type="dxa" w:w="1800"/>
+            <w:tcMar>
+              <w:top w:type="dxa" w:w="60"/>
+              <w:left w:type="dxa" w:w="100"/>
+              <w:bottom w:type="dxa" w:w="60"/>
+              <w:right w:type="dxa" w:w="100"/>
+            </w:tcMar>
+            <w:vAlign w:val="top"/>
+          </w:tcPr>
+          <w:p>
+            <w:pPr>
+              <w:spacing w:after="20" w:before="0"/>
+            </w:pPr>
+            <w:r>
+              <w:rPr>
+                <w:b/>
+                <w:bCs/>
+                <w:color w:val="0F2B3C"/>
+                <w:sz w:val="20"/>
+                <w:szCs w:val="20"/>
+              </w:rPr>
+              <w:t xml:space="preserve">Symmetry</w:t>
+            </w:r>
+          </w:p>
+          <w:p>
+            <w:pPr>
+              <w:spacing w:after="0" w:before="0"/>
+            </w:pPr>
+            <w:r>
+              <w:rPr>
+                <w:i/>
+                <w:iCs/>
+                <w:color w:val="5E6E7E"/>
+                <w:sz w:val="18"/>
+                <w:szCs w:val="18"/>
+              </w:rPr>
+              <w:t xml:space="preserve">Simetría</w:t>
+            </w:r>
+          </w:p>
+        </w:tc>
+        <w:tc>
+          <w:tcPr>
+            <w:tcW w:type="dxa" w:w="3160"/>
+            <w:tcMar>
+              <w:top w:type="dxa" w:w="60"/>
+              <w:left w:type="dxa" w:w="100"/>
+              <w:bottom w:type="dxa" w:w="60"/>
+              <w:right w:type="dxa" w:w="100"/>
+            </w:tcMar>
+            <w:vAlign w:val="top"/>
+          </w:tcPr>
+          <w:p>
+            <w:pPr>
+              <w:spacing w:after="0" w:before="0"/>
+            </w:pPr>
+            <w:r>
+              <w:rPr>
+                <w:sz w:val="19"/>
+                <w:szCs w:val="19"/>
+              </w:rPr>
+              <w:t xml:space="preserve">When a shape looks the same on both sides of a line.</w:t>
+            </w:r>
+          </w:p>
+        </w:tc>
+        <w:tc>
+          <w:tcPr>
+            <w:tcW w:type="dxa" w:w="2200"/>
+            <w:tcMar>
+              <w:top w:type="dxa" w:w="60"/>
+              <w:left w:type="dxa" w:w="100"/>
+              <w:bottom w:type="dxa" w:w="60"/>
+              <w:right w:type="dxa" w:w="100"/>
+            </w:tcMar>
+            <w:vAlign w:val="top"/>
+          </w:tcPr>
+          <w:p>
+            <w:pPr>
+              <w:spacing w:after="30" w:before="0"/>
+            </w:pPr>
+            <w:r>
+              <w:rPr>
+                <w:i/>
+                <w:iCs/>
+                <w:color w:val="5E6E7E"/>
+                <w:sz w:val="18"/>
+                <w:szCs w:val="18"/>
+              </w:rPr>
+              <w:t xml:space="preserve">Not Symmetry: write a counter-example that does not fit the rule.</w:t>
+            </w:r>
+          </w:p>
+          <w:p>
+            <w:pPr>
+              <w:spacing w:after="50" w:before="0"/>
+            </w:pPr>
+            <w:r>
+              <w:rPr>
+                <w:color w:val="BBBBBB"/>
+                <w:sz w:val="18"/>
+                <w:szCs w:val="18"/>
+              </w:rPr>
+              <w:t xml:space="preserve">____________________________</w:t>
+            </w:r>
+          </w:p>
+        </w:tc>
+        <w:tc>
+          <w:tcPr>
+            <w:tcW w:type="dxa" w:w="2200"/>
+            <w:tcMar>
+              <w:top w:type="dxa" w:w="60"/>
+              <w:left w:type="dxa" w:w="100"/>
+              <w:bottom w:type="dxa" w:w="60"/>
+              <w:right w:type="dxa" w:w="100"/>
+            </w:tcMar>
+            <w:vAlign w:val="top"/>
+          </w:tcPr>
+          <w:p>
+            <w:pPr>
+              <w:spacing w:after="0" w:before="0"/>
+            </w:pPr>
+            <w:r>
+              <w:rPr>
+                <w:i/>
+                <w:iCs/>
+                <w:color w:val="5E6E7E"/>
+                <w:sz w:val="18"/>
+                <w:szCs w:val="18"/>
+              </w:rPr>
+              <w:t xml:space="preserve">A butterfly's wings are symmetric — fold it down the middle and both sides match</w:t>
+            </w:r>
+          </w:p>
+        </w:tc>
+      </w:tr>
+      <w:tr>
+        <w:trPr>
+          <w:cantSplit/>
+        </w:trPr>
+        <w:tc>
+          <w:tcPr>
+            <w:tcW w:type="dxa" w:w="1800"/>
+            <w:tcMar>
+              <w:top w:type="dxa" w:w="60"/>
+              <w:left w:type="dxa" w:w="100"/>
+              <w:bottom w:type="dxa" w:w="60"/>
+              <w:right w:type="dxa" w:w="100"/>
+            </w:tcMar>
+            <w:vAlign w:val="top"/>
+          </w:tcPr>
+          <w:p>
+            <w:pPr>
+              <w:spacing w:after="20" w:before="0"/>
+            </w:pPr>
+            <w:r>
+              <w:rPr>
+                <w:b/>
+                <w:bCs/>
+                <w:color w:val="0F2B3C"/>
+                <w:sz w:val="20"/>
+                <w:szCs w:val="20"/>
+              </w:rPr>
+              <w:t xml:space="preserve">Integer</w:t>
+            </w:r>
+          </w:p>
+          <w:p>
+            <w:pPr>
+              <w:spacing w:after="0" w:before="0"/>
+            </w:pPr>
+            <w:r>
+              <w:rPr>
+                <w:i/>
+                <w:iCs/>
+                <w:color w:val="5E6E7E"/>
+                <w:sz w:val="18"/>
+                <w:szCs w:val="18"/>
+              </w:rPr>
+              <w:t xml:space="preserve">Número entero</w:t>
+            </w:r>
+          </w:p>
+        </w:tc>
+        <w:tc>
+          <w:tcPr>
+            <w:tcW w:type="dxa" w:w="3160"/>
+            <w:tcMar>
+              <w:top w:type="dxa" w:w="60"/>
+              <w:left w:type="dxa" w:w="100"/>
+              <w:bottom w:type="dxa" w:w="60"/>
+              <w:right w:type="dxa" w:w="100"/>
+            </w:tcMar>
+            <w:vAlign w:val="top"/>
+          </w:tcPr>
+          <w:p>
+            <w:pPr>
+              <w:spacing w:after="0" w:before="0"/>
+            </w:pPr>
+            <w:r>
+              <w:rPr>
+                <w:sz w:val="19"/>
+                <w:szCs w:val="19"/>
+              </w:rPr>
+              <w:t xml:space="preserve">Whole numbers and their opposites, like -2, -1, 0, 1, 2.</w:t>
+            </w:r>
+          </w:p>
+        </w:tc>
+        <w:tc>
+          <w:tcPr>
+            <w:tcW w:type="dxa" w:w="2200"/>
+            <w:tcMar>
+              <w:top w:type="dxa" w:w="60"/>
+              <w:left w:type="dxa" w:w="100"/>
+              <w:bottom w:type="dxa" w:w="60"/>
+              <w:right w:type="dxa" w:w="100"/>
+            </w:tcMar>
+            <w:vAlign w:val="top"/>
+          </w:tcPr>
+          <w:p>
+            <w:pPr>
+              <w:spacing w:after="30" w:before="0"/>
+            </w:pPr>
+            <w:r>
+              <w:rPr>
+                <w:i/>
+                <w:iCs/>
+                <w:color w:val="5E6E7E"/>
+                <w:sz w:val="18"/>
+                <w:szCs w:val="18"/>
+              </w:rPr>
+              <w:t xml:space="preserve">Not Integer: write a counter-example that does not fit the rule.</w:t>
+            </w:r>
+          </w:p>
+          <w:p>
+            <w:pPr>
+              <w:spacing w:after="50" w:before="0"/>
+            </w:pPr>
+            <w:r>
+              <w:rPr>
+                <w:color w:val="BBBBBB"/>
+                <w:sz w:val="18"/>
+                <w:szCs w:val="18"/>
+              </w:rPr>
+              <w:t xml:space="preserve">____________________________</w:t>
+            </w:r>
+          </w:p>
+        </w:tc>
+        <w:tc>
+          <w:tcPr>
+            <w:tcW w:type="dxa" w:w="2200"/>
+            <w:tcMar>
+              <w:top w:type="dxa" w:w="60"/>
+              <w:left w:type="dxa" w:w="100"/>
+              <w:bottom w:type="dxa" w:w="60"/>
+              <w:right w:type="dxa" w:w="100"/>
+            </w:tcMar>
+            <w:vAlign w:val="top"/>
+          </w:tcPr>
+          <w:p>
+            <w:pPr>
+              <w:spacing w:after="0" w:before="0"/>
+            </w:pPr>
+            <w:r>
+              <w:rPr>
+                <w:i/>
+                <w:iCs/>
+                <w:color w:val="5E6E7E"/>
+                <w:sz w:val="18"/>
+                <w:szCs w:val="18"/>
+              </w:rPr>
+              <w:t xml:space="preserve">..., -3, -2, -1, 0, 1, 2, 3, ...</w:t>
+            </w:r>
+          </w:p>
+        </w:tc>
+      </w:tr>
+      <w:tr>
+        <w:trPr>
+          <w:cantSplit/>
+        </w:trPr>
+        <w:tc>
+          <w:tcPr>
+            <w:tcW w:type="dxa" w:w="1800"/>
+            <w:tcMar>
+              <w:top w:type="dxa" w:w="60"/>
+              <w:left w:type="dxa" w:w="100"/>
+              <w:bottom w:type="dxa" w:w="60"/>
+              <w:right w:type="dxa" w:w="100"/>
+            </w:tcMar>
+            <w:vAlign w:val="top"/>
+          </w:tcPr>
+          <w:p>
+            <w:pPr>
+              <w:spacing w:after="20" w:before="0"/>
+            </w:pPr>
+            <w:r>
+              <w:rPr>
+                <w:b/>
+                <w:bCs/>
+                <w:color w:val="0F2B3C"/>
+                <w:sz w:val="20"/>
+                <w:szCs w:val="20"/>
+              </w:rPr>
+              <w:t xml:space="preserve">Perpendicular</w:t>
+            </w:r>
+          </w:p>
+          <w:p>
+            <w:pPr>
+              <w:spacing w:after="0" w:before="0"/>
+            </w:pPr>
+            <w:r>
+              <w:rPr>
+                <w:i/>
+                <w:iCs/>
+                <w:color w:val="5E6E7E"/>
+                <w:sz w:val="18"/>
+                <w:szCs w:val="18"/>
+              </w:rPr>
+              <w:t xml:space="preserve">Perpendicular</w:t>
+            </w:r>
+          </w:p>
+        </w:tc>
+        <w:tc>
+          <w:tcPr>
+            <w:tcW w:type="dxa" w:w="3160"/>
+            <w:tcMar>
+              <w:top w:type="dxa" w:w="60"/>
+              <w:left w:type="dxa" w:w="100"/>
+              <w:bottom w:type="dxa" w:w="60"/>
+              <w:right w:type="dxa" w:w="100"/>
+            </w:tcMar>
+            <w:vAlign w:val="top"/>
+          </w:tcPr>
+          <w:p>
+            <w:pPr>
+              <w:spacing w:after="0" w:before="0"/>
+            </w:pPr>
+            <w:r>
+              <w:rPr>
+                <w:sz w:val="19"/>
+                <w:szCs w:val="19"/>
+              </w:rPr>
+              <w:t xml:space="preserve">Two lines that meet to make a square corner (90 degrees).</w:t>
+            </w:r>
+          </w:p>
+        </w:tc>
+        <w:tc>
+          <w:tcPr>
+            <w:tcW w:type="dxa" w:w="2200"/>
+            <w:tcMar>
+              <w:top w:type="dxa" w:w="60"/>
+              <w:left w:type="dxa" w:w="100"/>
+              <w:bottom w:type="dxa" w:w="60"/>
+              <w:right w:type="dxa" w:w="100"/>
+            </w:tcMar>
+            <w:vAlign w:val="top"/>
+          </w:tcPr>
+          <w:p>
+            <w:pPr>
+              <w:spacing w:after="30" w:before="0"/>
+            </w:pPr>
+            <w:r>
+              <w:rPr>
+                <w:i/>
+                <w:iCs/>
+                <w:color w:val="5E6E7E"/>
+                <w:sz w:val="18"/>
+                <w:szCs w:val="18"/>
+              </w:rPr>
+              <w:t xml:space="preserve">Not Perpendicular: write a counter-example that does not fit the rule.</w:t>
+            </w:r>
+          </w:p>
+          <w:p>
+            <w:pPr>
+              <w:spacing w:after="50" w:before="0"/>
+            </w:pPr>
+            <w:r>
+              <w:rPr>
+                <w:color w:val="BBBBBB"/>
+                <w:sz w:val="18"/>
+                <w:szCs w:val="18"/>
+              </w:rPr>
+              <w:t xml:space="preserve">____________________________</w:t>
+            </w:r>
+          </w:p>
+        </w:tc>
+        <w:tc>
+          <w:tcPr>
+            <w:tcW w:type="dxa" w:w="2200"/>
+            <w:tcMar>
+              <w:top w:type="dxa" w:w="60"/>
+              <w:left w:type="dxa" w:w="100"/>
+              <w:bottom w:type="dxa" w:w="60"/>
+              <w:right w:type="dxa" w:w="100"/>
+            </w:tcMar>
+            <w:vAlign w:val="top"/>
+          </w:tcPr>
+          <w:p>
+            <w:pPr>
+              <w:spacing w:after="0" w:before="0"/>
+            </w:pPr>
+            <w:r>
+              <w:rPr>
+                <w:i/>
+                <w:iCs/>
+                <w:color w:val="5E6E7E"/>
+                <w:sz w:val="18"/>
+                <w:szCs w:val="18"/>
+              </w:rPr>
+              <w:t xml:space="preserve">The dashed height meets the base at a square corner — the small 90° box is what makes it perpendicular, not slanted.</w:t>
+            </w:r>
+          </w:p>
+        </w:tc>
+      </w:tr>
+    </w:tbl>
+    <w:p>
+      <w:pPr>
+        <w:spacing w:after="120" w:before="140"/>
       </w:pPr>
       <w:r>
         <w:rPr>
@@ -127,86 +1241,935 @@
         <w:t xml:space="preserve">Flip a single direction.</w:t>
       </w:r>
     </w:p>
-    <w:p>
-      <w:pPr>
-        <w:spacing w:after="40" w:before="0"/>
-      </w:pPr>
-      <w:r>
-        <w:rPr>
-          <w:sz w:val="22"/>
-          <w:szCs w:val="22"/>
-        </w:rPr>
-        <w:t xml:space="preserve">1.  What is the opposite of up?</w:t>
-      </w:r>
-    </w:p>
-    <w:p>
-      <w:pPr>
-        <w:spacing w:after="40" w:before="0"/>
-      </w:pPr>
-      <w:r>
-        <w:rPr>
-          <w:color w:val="5E6E7E"/>
-          <w:sz w:val="20"/>
-          <w:szCs w:val="20"/>
-        </w:rPr>
-        <w:t xml:space="preserve">     choices: Right   /   Down</w:t>
-      </w:r>
-    </w:p>
-    <w:p>
-      <w:pPr>
-        <w:spacing w:after="80" w:before="0"/>
-      </w:pPr>
-      <w:r>
-        <w:rPr>
-          <w:color w:val="BBBBBB"/>
-        </w:rPr>
-        <w:t xml:space="preserve">____________________________________________________</w:t>
-      </w:r>
-    </w:p>
-    <w:p>
-      <w:pPr>
-        <w:spacing w:after="40" w:before="0"/>
-      </w:pPr>
-      <w:r>
-        <w:rPr>
-          <w:sz w:val="22"/>
-          <w:szCs w:val="22"/>
-        </w:rPr>
-        <w:t xml:space="preserve">2.  A point is 5 right of 0. Its mirror is the same distance left. How far left is it?</w:t>
-      </w:r>
-    </w:p>
-    <w:p>
-      <w:pPr>
-        <w:spacing w:after="80" w:before="0"/>
-      </w:pPr>
-      <w:r>
-        <w:rPr>
-          <w:color w:val="BBBBBB"/>
-        </w:rPr>
-        <w:t xml:space="preserve">____________________________________________________</w:t>
-      </w:r>
-    </w:p>
-    <w:p>
-      <w:pPr>
-        <w:spacing w:after="40" w:before="0"/>
-      </w:pPr>
-      <w:r>
-        <w:rPr>
-          <w:sz w:val="22"/>
-          <w:szCs w:val="22"/>
-        </w:rPr>
-        <w:t xml:space="preserve">3.  A point is 2 up. Its mirror is the same distance down. How far down?</w:t>
-      </w:r>
-    </w:p>
-    <w:p>
-      <w:pPr>
-        <w:spacing w:after="80" w:before="0"/>
-      </w:pPr>
-      <w:r>
-        <w:rPr>
-          <w:color w:val="BBBBBB"/>
-        </w:rPr>
-        <w:t xml:space="preserve">____________________________________________________</w:t>
+    <w:tbl>
+      <w:tblPr>
+        <w:tblW w:type="dxa" w:w="9360"/>
+        <w:tblBorders>
+          <w:top w:val="single" w:color="C7D2DD" w:sz="6"/>
+          <w:left w:val="single" w:color="C7D2DD" w:sz="6"/>
+          <w:bottom w:val="single" w:color="C7D2DD" w:sz="6"/>
+          <w:right w:val="single" w:color="C7D2DD" w:sz="6"/>
+          <w:insideH w:val="single" w:color="C7D2DD" w:sz="6"/>
+          <w:insideV w:val="single" w:color="C7D2DD" w:sz="6"/>
+        </w:tblBorders>
+      </w:tblPr>
+      <w:tblGrid>
+        <w:gridCol w:w="2800"/>
+        <w:gridCol w:w="3560"/>
+        <w:gridCol w:w="3000"/>
+      </w:tblGrid>
+      <w:tr>
+        <w:trPr>
+          <w:cantSplit/>
+          <w:tblHeader/>
+        </w:trPr>
+        <w:tc>
+          <w:tcPr>
+            <w:tcW w:type="dxa" w:w="2800"/>
+            <w:shd w:fill="EEF4F8" w:color="auto" w:val="clear"/>
+            <w:tcMar>
+              <w:top w:type="dxa" w:w="60"/>
+              <w:left w:type="dxa" w:w="100"/>
+              <w:bottom w:type="dxa" w:w="60"/>
+              <w:right w:type="dxa" w:w="100"/>
+            </w:tcMar>
+          </w:tcPr>
+          <w:p>
+            <w:pPr>
+              <w:spacing w:after="0" w:before="0"/>
+            </w:pPr>
+            <w:r>
+              <w:rPr>
+                <w:b/>
+                <w:bCs/>
+                <w:color w:val="0F2B3C"/>
+                <w:sz w:val="16"/>
+                <w:szCs w:val="16"/>
+              </w:rPr>
+              <w:t xml:space="preserve">CORE PROBLEM / GIVEN REPRESENTATION</w:t>
+            </w:r>
+          </w:p>
+        </w:tc>
+        <w:tc>
+          <w:tcPr>
+            <w:tcW w:type="dxa" w:w="3560"/>
+            <w:shd w:fill="EEF4F8" w:color="auto" w:val="clear"/>
+            <w:tcMar>
+              <w:top w:type="dxa" w:w="60"/>
+              <w:left w:type="dxa" w:w="100"/>
+              <w:bottom w:type="dxa" w:w="60"/>
+              <w:right w:type="dxa" w:w="100"/>
+            </w:tcMar>
+          </w:tcPr>
+          <w:p>
+            <w:pPr>
+              <w:spacing w:after="0" w:before="0"/>
+            </w:pPr>
+            <w:r>
+              <w:rPr>
+                <w:b/>
+                <w:bCs/>
+                <w:color w:val="0F2B3C"/>
+                <w:sz w:val="16"/>
+                <w:szCs w:val="16"/>
+              </w:rPr>
+              <w:t xml:space="preserve">WORKING SPACE / CALCULATION STEPS</w:t>
+            </w:r>
+          </w:p>
+        </w:tc>
+        <w:tc>
+          <w:tcPr>
+            <w:tcW w:type="dxa" w:w="3000"/>
+            <w:shd w:fill="FBF3E2" w:color="auto" w:val="clear"/>
+            <w:tcMar>
+              <w:top w:type="dxa" w:w="60"/>
+              <w:left w:type="dxa" w:w="100"/>
+              <w:bottom w:type="dxa" w:w="60"/>
+              <w:right w:type="dxa" w:w="100"/>
+            </w:tcMar>
+          </w:tcPr>
+          <w:p>
+            <w:pPr>
+              <w:spacing w:after="0" w:before="0"/>
+            </w:pPr>
+            <w:r>
+              <w:rPr>
+                <w:b/>
+                <w:bCs/>
+                <w:color w:val="7A5400"/>
+                <w:sz w:val="16"/>
+                <w:szCs w:val="16"/>
+              </w:rPr>
+              <w:t xml:space="preserve">EXPLAIN YOUR REASONING</w:t>
+            </w:r>
+          </w:p>
+        </w:tc>
+      </w:tr>
+      <w:tr>
+        <w:trPr>
+          <w:cantSplit/>
+        </w:trPr>
+        <w:tc>
+          <w:tcPr>
+            <w:tcW w:type="dxa" w:w="2800"/>
+            <w:tcMar>
+              <w:top w:type="dxa" w:w="80"/>
+              <w:left w:type="dxa" w:w="100"/>
+              <w:bottom w:type="dxa" w:w="80"/>
+              <w:right w:type="dxa" w:w="100"/>
+            </w:tcMar>
+            <w:vAlign w:val="top"/>
+          </w:tcPr>
+          <w:p>
+            <w:pPr>
+              <w:spacing w:after="40" w:before="0"/>
+            </w:pPr>
+            <w:r>
+              <w:rPr>
+                <w:b/>
+                <w:bCs/>
+                <w:color w:val="0F2B3C"/>
+                <w:sz w:val="20"/>
+                <w:szCs w:val="20"/>
+              </w:rPr>
+              <w:t xml:space="preserve">1.  What is the opposite of up?</w:t>
+            </w:r>
+          </w:p>
+          <w:p>
+            <w:pPr>
+              <w:spacing w:after="0" w:before="0"/>
+            </w:pPr>
+            <w:r>
+              <w:rPr>
+                <w:color w:val="5E6E7E"/>
+                <w:sz w:val="18"/>
+                <w:szCs w:val="18"/>
+              </w:rPr>
+              <w:t xml:space="preserve">Choices: Right   /   Down</w:t>
+            </w:r>
+          </w:p>
+        </w:tc>
+        <w:tc>
+          <w:tcPr>
+            <w:tcW w:type="dxa" w:w="3560"/>
+            <w:tcMar>
+              <w:top w:type="dxa" w:w="80"/>
+              <w:left w:type="dxa" w:w="100"/>
+              <w:bottom w:type="dxa" w:w="80"/>
+              <w:right w:type="dxa" w:w="100"/>
+            </w:tcMar>
+            <w:vAlign w:val="top"/>
+          </w:tcPr>
+          <w:p>
+            <w:pPr>
+              <w:spacing w:after="50" w:before="0"/>
+            </w:pPr>
+            <w:r>
+              <w:rPr>
+                <w:color w:val="BBBBBB"/>
+                <w:sz w:val="18"/>
+                <w:szCs w:val="18"/>
+              </w:rPr>
+              <w:t xml:space="preserve">____________________________</w:t>
+            </w:r>
+          </w:p>
+          <w:p>
+            <w:pPr>
+              <w:spacing w:after="50" w:before="0"/>
+            </w:pPr>
+            <w:r>
+              <w:rPr>
+                <w:color w:val="BBBBBB"/>
+                <w:sz w:val="18"/>
+                <w:szCs w:val="18"/>
+              </w:rPr>
+              <w:t xml:space="preserve">____________________________</w:t>
+            </w:r>
+          </w:p>
+          <w:p>
+            <w:pPr>
+              <w:spacing w:after="50" w:before="0"/>
+            </w:pPr>
+            <w:r>
+              <w:rPr>
+                <w:color w:val="BBBBBB"/>
+                <w:sz w:val="18"/>
+                <w:szCs w:val="18"/>
+              </w:rPr>
+              <w:t xml:space="preserve">____________________________</w:t>
+            </w:r>
+          </w:p>
+          <w:p>
+            <w:pPr>
+              <w:spacing w:after="50" w:before="0"/>
+            </w:pPr>
+            <w:r>
+              <w:rPr>
+                <w:color w:val="BBBBBB"/>
+                <w:sz w:val="18"/>
+                <w:szCs w:val="18"/>
+              </w:rPr>
+              <w:t xml:space="preserve">____________________________</w:t>
+            </w:r>
+          </w:p>
+        </w:tc>
+        <w:tc>
+          <w:tcPr>
+            <w:tcW w:type="dxa" w:w="3000"/>
+            <w:shd w:fill="FBF3E2" w:color="auto" w:val="clear"/>
+            <w:tcMar>
+              <w:top w:type="dxa" w:w="80"/>
+              <w:left w:type="dxa" w:w="100"/>
+              <w:bottom w:type="dxa" w:w="80"/>
+              <w:right w:type="dxa" w:w="100"/>
+            </w:tcMar>
+            <w:vAlign w:val="top"/>
+          </w:tcPr>
+          <w:p>
+            <w:pPr>
+              <w:spacing w:after="30" w:before="0"/>
+            </w:pPr>
+            <w:r>
+              <w:rPr>
+                <w:b/>
+                <w:bCs/>
+                <w:color w:val="0F2B3C"/>
+                <w:sz w:val="18"/>
+                <w:szCs w:val="18"/>
+              </w:rPr>
+              <w:t xml:space="preserve">Because... ________________</w:t>
+            </w:r>
+          </w:p>
+          <w:p>
+            <w:pPr>
+              <w:spacing w:after="50" w:before="0"/>
+            </w:pPr>
+            <w:r>
+              <w:rPr>
+                <w:color w:val="BBBBBB"/>
+                <w:sz w:val="18"/>
+                <w:szCs w:val="18"/>
+              </w:rPr>
+              <w:t xml:space="preserve">____________________________</w:t>
+            </w:r>
+          </w:p>
+          <w:p>
+            <w:pPr>
+              <w:spacing w:after="30" w:before="40"/>
+            </w:pPr>
+            <w:r>
+              <w:rPr>
+                <w:b/>
+                <w:bCs/>
+                <w:color w:val="1A6FB5"/>
+                <w:sz w:val="18"/>
+                <w:szCs w:val="18"/>
+              </w:rPr>
+              <w:t xml:space="preserve">Although... _______________</w:t>
+            </w:r>
+          </w:p>
+          <w:p>
+            <w:pPr>
+              <w:spacing w:after="50" w:before="0"/>
+            </w:pPr>
+            <w:r>
+              <w:rPr>
+                <w:color w:val="BBBBBB"/>
+                <w:sz w:val="18"/>
+                <w:szCs w:val="18"/>
+              </w:rPr>
+              <w:t xml:space="preserve">____________________________</w:t>
+            </w:r>
+          </w:p>
+          <w:p>
+            <w:pPr>
+              <w:spacing w:after="30" w:before="40"/>
+            </w:pPr>
+            <w:r>
+              <w:rPr>
+                <w:b/>
+                <w:bCs/>
+                <w:color w:val="7A5400"/>
+                <w:sz w:val="18"/>
+                <w:szCs w:val="18"/>
+              </w:rPr>
+              <w:t xml:space="preserve">Therefore... ______________</w:t>
+            </w:r>
+          </w:p>
+          <w:p>
+            <w:pPr>
+              <w:spacing w:after="50" w:before="0"/>
+            </w:pPr>
+            <w:r>
+              <w:rPr>
+                <w:color w:val="BBBBBB"/>
+                <w:sz w:val="18"/>
+                <w:szCs w:val="18"/>
+              </w:rPr>
+              <w:t xml:space="preserve">____________________________</w:t>
+            </w:r>
+          </w:p>
+        </w:tc>
+      </w:tr>
+    </w:tbl>
+    <w:p>
+      <w:pPr>
+        <w:spacing w:after="60" w:before="0"/>
+      </w:pPr>
+      <w:r>
+        <w:t xml:space="preserve"/>
+      </w:r>
+    </w:p>
+    <w:tbl>
+      <w:tblPr>
+        <w:tblW w:type="dxa" w:w="9360"/>
+        <w:tblBorders>
+          <w:top w:val="single" w:color="C7D2DD" w:sz="6"/>
+          <w:left w:val="single" w:color="C7D2DD" w:sz="6"/>
+          <w:bottom w:val="single" w:color="C7D2DD" w:sz="6"/>
+          <w:right w:val="single" w:color="C7D2DD" w:sz="6"/>
+          <w:insideH w:val="single" w:color="C7D2DD" w:sz="6"/>
+          <w:insideV w:val="single" w:color="C7D2DD" w:sz="6"/>
+        </w:tblBorders>
+      </w:tblPr>
+      <w:tblGrid>
+        <w:gridCol w:w="2800"/>
+        <w:gridCol w:w="3560"/>
+        <w:gridCol w:w="3000"/>
+      </w:tblGrid>
+      <w:tr>
+        <w:trPr>
+          <w:cantSplit/>
+          <w:tblHeader/>
+        </w:trPr>
+        <w:tc>
+          <w:tcPr>
+            <w:tcW w:type="dxa" w:w="2800"/>
+            <w:shd w:fill="EEF4F8" w:color="auto" w:val="clear"/>
+            <w:tcMar>
+              <w:top w:type="dxa" w:w="60"/>
+              <w:left w:type="dxa" w:w="100"/>
+              <w:bottom w:type="dxa" w:w="60"/>
+              <w:right w:type="dxa" w:w="100"/>
+            </w:tcMar>
+          </w:tcPr>
+          <w:p>
+            <w:pPr>
+              <w:spacing w:after="0" w:before="0"/>
+            </w:pPr>
+            <w:r>
+              <w:rPr>
+                <w:b/>
+                <w:bCs/>
+                <w:color w:val="0F2B3C"/>
+                <w:sz w:val="16"/>
+                <w:szCs w:val="16"/>
+              </w:rPr>
+              <w:t xml:space="preserve">CORE PROBLEM / GIVEN REPRESENTATION</w:t>
+            </w:r>
+          </w:p>
+        </w:tc>
+        <w:tc>
+          <w:tcPr>
+            <w:tcW w:type="dxa" w:w="3560"/>
+            <w:shd w:fill="EEF4F8" w:color="auto" w:val="clear"/>
+            <w:tcMar>
+              <w:top w:type="dxa" w:w="60"/>
+              <w:left w:type="dxa" w:w="100"/>
+              <w:bottom w:type="dxa" w:w="60"/>
+              <w:right w:type="dxa" w:w="100"/>
+            </w:tcMar>
+          </w:tcPr>
+          <w:p>
+            <w:pPr>
+              <w:spacing w:after="0" w:before="0"/>
+            </w:pPr>
+            <w:r>
+              <w:rPr>
+                <w:b/>
+                <w:bCs/>
+                <w:color w:val="0F2B3C"/>
+                <w:sz w:val="16"/>
+                <w:szCs w:val="16"/>
+              </w:rPr>
+              <w:t xml:space="preserve">WORKING SPACE / CALCULATION STEPS</w:t>
+            </w:r>
+          </w:p>
+        </w:tc>
+        <w:tc>
+          <w:tcPr>
+            <w:tcW w:type="dxa" w:w="3000"/>
+            <w:shd w:fill="FBF3E2" w:color="auto" w:val="clear"/>
+            <w:tcMar>
+              <w:top w:type="dxa" w:w="60"/>
+              <w:left w:type="dxa" w:w="100"/>
+              <w:bottom w:type="dxa" w:w="60"/>
+              <w:right w:type="dxa" w:w="100"/>
+            </w:tcMar>
+          </w:tcPr>
+          <w:p>
+            <w:pPr>
+              <w:spacing w:after="0" w:before="0"/>
+            </w:pPr>
+            <w:r>
+              <w:rPr>
+                <w:b/>
+                <w:bCs/>
+                <w:color w:val="7A5400"/>
+                <w:sz w:val="16"/>
+                <w:szCs w:val="16"/>
+              </w:rPr>
+              <w:t xml:space="preserve">EXPLAIN YOUR REASONING</w:t>
+            </w:r>
+          </w:p>
+        </w:tc>
+      </w:tr>
+      <w:tr>
+        <w:trPr>
+          <w:cantSplit/>
+        </w:trPr>
+        <w:tc>
+          <w:tcPr>
+            <w:tcW w:type="dxa" w:w="2800"/>
+            <w:tcMar>
+              <w:top w:type="dxa" w:w="80"/>
+              <w:left w:type="dxa" w:w="100"/>
+              <w:bottom w:type="dxa" w:w="80"/>
+              <w:right w:type="dxa" w:w="100"/>
+            </w:tcMar>
+            <w:vAlign w:val="top"/>
+          </w:tcPr>
+          <w:p>
+            <w:pPr>
+              <w:spacing w:after="40" w:before="0"/>
+            </w:pPr>
+            <w:r>
+              <w:rPr>
+                <w:b/>
+                <w:bCs/>
+                <w:color w:val="0F2B3C"/>
+                <w:sz w:val="20"/>
+                <w:szCs w:val="20"/>
+              </w:rPr>
+              <w:t xml:space="preserve">2.  A point is 5 right of 0. Its mirror is the same distance left. How far left is it?</w:t>
+            </w:r>
+          </w:p>
+        </w:tc>
+        <w:tc>
+          <w:tcPr>
+            <w:tcW w:type="dxa" w:w="3560"/>
+            <w:tcMar>
+              <w:top w:type="dxa" w:w="80"/>
+              <w:left w:type="dxa" w:w="100"/>
+              <w:bottom w:type="dxa" w:w="80"/>
+              <w:right w:type="dxa" w:w="100"/>
+            </w:tcMar>
+            <w:vAlign w:val="top"/>
+          </w:tcPr>
+          <w:p>
+            <w:pPr>
+              <w:spacing w:after="50" w:before="0"/>
+            </w:pPr>
+            <w:r>
+              <w:rPr>
+                <w:color w:val="BBBBBB"/>
+                <w:sz w:val="18"/>
+                <w:szCs w:val="18"/>
+              </w:rPr>
+              <w:t xml:space="preserve">____________________________</w:t>
+            </w:r>
+          </w:p>
+          <w:p>
+            <w:pPr>
+              <w:spacing w:after="50" w:before="0"/>
+            </w:pPr>
+            <w:r>
+              <w:rPr>
+                <w:color w:val="BBBBBB"/>
+                <w:sz w:val="18"/>
+                <w:szCs w:val="18"/>
+              </w:rPr>
+              <w:t xml:space="preserve">____________________________</w:t>
+            </w:r>
+          </w:p>
+          <w:p>
+            <w:pPr>
+              <w:spacing w:after="50" w:before="0"/>
+            </w:pPr>
+            <w:r>
+              <w:rPr>
+                <w:color w:val="BBBBBB"/>
+                <w:sz w:val="18"/>
+                <w:szCs w:val="18"/>
+              </w:rPr>
+              <w:t xml:space="preserve">____________________________</w:t>
+            </w:r>
+          </w:p>
+          <w:p>
+            <w:pPr>
+              <w:spacing w:after="50" w:before="0"/>
+            </w:pPr>
+            <w:r>
+              <w:rPr>
+                <w:color w:val="BBBBBB"/>
+                <w:sz w:val="18"/>
+                <w:szCs w:val="18"/>
+              </w:rPr>
+              <w:t xml:space="preserve">____________________________</w:t>
+            </w:r>
+          </w:p>
+        </w:tc>
+        <w:tc>
+          <w:tcPr>
+            <w:tcW w:type="dxa" w:w="3000"/>
+            <w:shd w:fill="FBF3E2" w:color="auto" w:val="clear"/>
+            <w:tcMar>
+              <w:top w:type="dxa" w:w="80"/>
+              <w:left w:type="dxa" w:w="100"/>
+              <w:bottom w:type="dxa" w:w="80"/>
+              <w:right w:type="dxa" w:w="100"/>
+            </w:tcMar>
+            <w:vAlign w:val="top"/>
+          </w:tcPr>
+          <w:p>
+            <w:pPr>
+              <w:spacing w:after="30" w:before="0"/>
+            </w:pPr>
+            <w:r>
+              <w:rPr>
+                <w:b/>
+                <w:bCs/>
+                <w:color w:val="0F2B3C"/>
+                <w:sz w:val="18"/>
+                <w:szCs w:val="18"/>
+              </w:rPr>
+              <w:t xml:space="preserve">Because... ________________</w:t>
+            </w:r>
+          </w:p>
+          <w:p>
+            <w:pPr>
+              <w:spacing w:after="50" w:before="0"/>
+            </w:pPr>
+            <w:r>
+              <w:rPr>
+                <w:color w:val="BBBBBB"/>
+                <w:sz w:val="18"/>
+                <w:szCs w:val="18"/>
+              </w:rPr>
+              <w:t xml:space="preserve">____________________________</w:t>
+            </w:r>
+          </w:p>
+          <w:p>
+            <w:pPr>
+              <w:spacing w:after="30" w:before="40"/>
+            </w:pPr>
+            <w:r>
+              <w:rPr>
+                <w:b/>
+                <w:bCs/>
+                <w:color w:val="1A6FB5"/>
+                <w:sz w:val="18"/>
+                <w:szCs w:val="18"/>
+              </w:rPr>
+              <w:t xml:space="preserve">Although... _______________</w:t>
+            </w:r>
+          </w:p>
+          <w:p>
+            <w:pPr>
+              <w:spacing w:after="50" w:before="0"/>
+            </w:pPr>
+            <w:r>
+              <w:rPr>
+                <w:color w:val="BBBBBB"/>
+                <w:sz w:val="18"/>
+                <w:szCs w:val="18"/>
+              </w:rPr>
+              <w:t xml:space="preserve">____________________________</w:t>
+            </w:r>
+          </w:p>
+          <w:p>
+            <w:pPr>
+              <w:spacing w:after="30" w:before="40"/>
+            </w:pPr>
+            <w:r>
+              <w:rPr>
+                <w:b/>
+                <w:bCs/>
+                <w:color w:val="7A5400"/>
+                <w:sz w:val="18"/>
+                <w:szCs w:val="18"/>
+              </w:rPr>
+              <w:t xml:space="preserve">Therefore... ______________</w:t>
+            </w:r>
+          </w:p>
+          <w:p>
+            <w:pPr>
+              <w:spacing w:after="50" w:before="0"/>
+            </w:pPr>
+            <w:r>
+              <w:rPr>
+                <w:color w:val="BBBBBB"/>
+                <w:sz w:val="18"/>
+                <w:szCs w:val="18"/>
+              </w:rPr>
+              <w:t xml:space="preserve">____________________________</w:t>
+            </w:r>
+          </w:p>
+        </w:tc>
+      </w:tr>
+    </w:tbl>
+    <w:p>
+      <w:pPr>
+        <w:spacing w:after="60" w:before="0"/>
+      </w:pPr>
+      <w:r>
+        <w:t xml:space="preserve"/>
+      </w:r>
+    </w:p>
+    <w:tbl>
+      <w:tblPr>
+        <w:tblW w:type="dxa" w:w="9360"/>
+        <w:tblBorders>
+          <w:top w:val="single" w:color="C7D2DD" w:sz="6"/>
+          <w:left w:val="single" w:color="C7D2DD" w:sz="6"/>
+          <w:bottom w:val="single" w:color="C7D2DD" w:sz="6"/>
+          <w:right w:val="single" w:color="C7D2DD" w:sz="6"/>
+          <w:insideH w:val="single" w:color="C7D2DD" w:sz="6"/>
+          <w:insideV w:val="single" w:color="C7D2DD" w:sz="6"/>
+        </w:tblBorders>
+      </w:tblPr>
+      <w:tblGrid>
+        <w:gridCol w:w="2800"/>
+        <w:gridCol w:w="3560"/>
+        <w:gridCol w:w="3000"/>
+      </w:tblGrid>
+      <w:tr>
+        <w:trPr>
+          <w:cantSplit/>
+          <w:tblHeader/>
+        </w:trPr>
+        <w:tc>
+          <w:tcPr>
+            <w:tcW w:type="dxa" w:w="2800"/>
+            <w:shd w:fill="EEF4F8" w:color="auto" w:val="clear"/>
+            <w:tcMar>
+              <w:top w:type="dxa" w:w="60"/>
+              <w:left w:type="dxa" w:w="100"/>
+              <w:bottom w:type="dxa" w:w="60"/>
+              <w:right w:type="dxa" w:w="100"/>
+            </w:tcMar>
+          </w:tcPr>
+          <w:p>
+            <w:pPr>
+              <w:spacing w:after="0" w:before="0"/>
+            </w:pPr>
+            <w:r>
+              <w:rPr>
+                <w:b/>
+                <w:bCs/>
+                <w:color w:val="0F2B3C"/>
+                <w:sz w:val="16"/>
+                <w:szCs w:val="16"/>
+              </w:rPr>
+              <w:t xml:space="preserve">CORE PROBLEM / GIVEN REPRESENTATION</w:t>
+            </w:r>
+          </w:p>
+        </w:tc>
+        <w:tc>
+          <w:tcPr>
+            <w:tcW w:type="dxa" w:w="3560"/>
+            <w:shd w:fill="EEF4F8" w:color="auto" w:val="clear"/>
+            <w:tcMar>
+              <w:top w:type="dxa" w:w="60"/>
+              <w:left w:type="dxa" w:w="100"/>
+              <w:bottom w:type="dxa" w:w="60"/>
+              <w:right w:type="dxa" w:w="100"/>
+            </w:tcMar>
+          </w:tcPr>
+          <w:p>
+            <w:pPr>
+              <w:spacing w:after="0" w:before="0"/>
+            </w:pPr>
+            <w:r>
+              <w:rPr>
+                <w:b/>
+                <w:bCs/>
+                <w:color w:val="0F2B3C"/>
+                <w:sz w:val="16"/>
+                <w:szCs w:val="16"/>
+              </w:rPr>
+              <w:t xml:space="preserve">WORKING SPACE / CALCULATION STEPS</w:t>
+            </w:r>
+          </w:p>
+        </w:tc>
+        <w:tc>
+          <w:tcPr>
+            <w:tcW w:type="dxa" w:w="3000"/>
+            <w:shd w:fill="FBF3E2" w:color="auto" w:val="clear"/>
+            <w:tcMar>
+              <w:top w:type="dxa" w:w="60"/>
+              <w:left w:type="dxa" w:w="100"/>
+              <w:bottom w:type="dxa" w:w="60"/>
+              <w:right w:type="dxa" w:w="100"/>
+            </w:tcMar>
+          </w:tcPr>
+          <w:p>
+            <w:pPr>
+              <w:spacing w:after="0" w:before="0"/>
+            </w:pPr>
+            <w:r>
+              <w:rPr>
+                <w:b/>
+                <w:bCs/>
+                <w:color w:val="7A5400"/>
+                <w:sz w:val="16"/>
+                <w:szCs w:val="16"/>
+              </w:rPr>
+              <w:t xml:space="preserve">EXPLAIN YOUR REASONING</w:t>
+            </w:r>
+          </w:p>
+        </w:tc>
+      </w:tr>
+      <w:tr>
+        <w:trPr>
+          <w:cantSplit/>
+        </w:trPr>
+        <w:tc>
+          <w:tcPr>
+            <w:tcW w:type="dxa" w:w="2800"/>
+            <w:tcMar>
+              <w:top w:type="dxa" w:w="80"/>
+              <w:left w:type="dxa" w:w="100"/>
+              <w:bottom w:type="dxa" w:w="80"/>
+              <w:right w:type="dxa" w:w="100"/>
+            </w:tcMar>
+            <w:vAlign w:val="top"/>
+          </w:tcPr>
+          <w:p>
+            <w:pPr>
+              <w:spacing w:after="40" w:before="0"/>
+            </w:pPr>
+            <w:r>
+              <w:rPr>
+                <w:b/>
+                <w:bCs/>
+                <w:color w:val="0F2B3C"/>
+                <w:sz w:val="20"/>
+                <w:szCs w:val="20"/>
+              </w:rPr>
+              <w:t xml:space="preserve">3.  A point is 2 up. Its mirror is the same distance down. How far down?</w:t>
+            </w:r>
+          </w:p>
+        </w:tc>
+        <w:tc>
+          <w:tcPr>
+            <w:tcW w:type="dxa" w:w="3560"/>
+            <w:tcMar>
+              <w:top w:type="dxa" w:w="80"/>
+              <w:left w:type="dxa" w:w="100"/>
+              <w:bottom w:type="dxa" w:w="80"/>
+              <w:right w:type="dxa" w:w="100"/>
+            </w:tcMar>
+            <w:vAlign w:val="top"/>
+          </w:tcPr>
+          <w:p>
+            <w:pPr>
+              <w:spacing w:after="50" w:before="0"/>
+            </w:pPr>
+            <w:r>
+              <w:rPr>
+                <w:color w:val="BBBBBB"/>
+                <w:sz w:val="18"/>
+                <w:szCs w:val="18"/>
+              </w:rPr>
+              <w:t xml:space="preserve">____________________________</w:t>
+            </w:r>
+          </w:p>
+          <w:p>
+            <w:pPr>
+              <w:spacing w:after="50" w:before="0"/>
+            </w:pPr>
+            <w:r>
+              <w:rPr>
+                <w:color w:val="BBBBBB"/>
+                <w:sz w:val="18"/>
+                <w:szCs w:val="18"/>
+              </w:rPr>
+              <w:t xml:space="preserve">____________________________</w:t>
+            </w:r>
+          </w:p>
+          <w:p>
+            <w:pPr>
+              <w:spacing w:after="50" w:before="0"/>
+            </w:pPr>
+            <w:r>
+              <w:rPr>
+                <w:color w:val="BBBBBB"/>
+                <w:sz w:val="18"/>
+                <w:szCs w:val="18"/>
+              </w:rPr>
+              <w:t xml:space="preserve">____________________________</w:t>
+            </w:r>
+          </w:p>
+          <w:p>
+            <w:pPr>
+              <w:spacing w:after="50" w:before="0"/>
+            </w:pPr>
+            <w:r>
+              <w:rPr>
+                <w:color w:val="BBBBBB"/>
+                <w:sz w:val="18"/>
+                <w:szCs w:val="18"/>
+              </w:rPr>
+              <w:t xml:space="preserve">____________________________</w:t>
+            </w:r>
+          </w:p>
+        </w:tc>
+        <w:tc>
+          <w:tcPr>
+            <w:tcW w:type="dxa" w:w="3000"/>
+            <w:shd w:fill="FBF3E2" w:color="auto" w:val="clear"/>
+            <w:tcMar>
+              <w:top w:type="dxa" w:w="80"/>
+              <w:left w:type="dxa" w:w="100"/>
+              <w:bottom w:type="dxa" w:w="80"/>
+              <w:right w:type="dxa" w:w="100"/>
+            </w:tcMar>
+            <w:vAlign w:val="top"/>
+          </w:tcPr>
+          <w:p>
+            <w:pPr>
+              <w:spacing w:after="30" w:before="0"/>
+            </w:pPr>
+            <w:r>
+              <w:rPr>
+                <w:b/>
+                <w:bCs/>
+                <w:color w:val="0F2B3C"/>
+                <w:sz w:val="18"/>
+                <w:szCs w:val="18"/>
+              </w:rPr>
+              <w:t xml:space="preserve">Because... ________________</w:t>
+            </w:r>
+          </w:p>
+          <w:p>
+            <w:pPr>
+              <w:spacing w:after="50" w:before="0"/>
+            </w:pPr>
+            <w:r>
+              <w:rPr>
+                <w:color w:val="BBBBBB"/>
+                <w:sz w:val="18"/>
+                <w:szCs w:val="18"/>
+              </w:rPr>
+              <w:t xml:space="preserve">____________________________</w:t>
+            </w:r>
+          </w:p>
+          <w:p>
+            <w:pPr>
+              <w:spacing w:after="30" w:before="40"/>
+            </w:pPr>
+            <w:r>
+              <w:rPr>
+                <w:b/>
+                <w:bCs/>
+                <w:color w:val="1A6FB5"/>
+                <w:sz w:val="18"/>
+                <w:szCs w:val="18"/>
+              </w:rPr>
+              <w:t xml:space="preserve">Although... _______________</w:t>
+            </w:r>
+          </w:p>
+          <w:p>
+            <w:pPr>
+              <w:spacing w:after="50" w:before="0"/>
+            </w:pPr>
+            <w:r>
+              <w:rPr>
+                <w:color w:val="BBBBBB"/>
+                <w:sz w:val="18"/>
+                <w:szCs w:val="18"/>
+              </w:rPr>
+              <w:t xml:space="preserve">____________________________</w:t>
+            </w:r>
+          </w:p>
+          <w:p>
+            <w:pPr>
+              <w:spacing w:after="30" w:before="40"/>
+            </w:pPr>
+            <w:r>
+              <w:rPr>
+                <w:b/>
+                <w:bCs/>
+                <w:color w:val="7A5400"/>
+                <w:sz w:val="18"/>
+                <w:szCs w:val="18"/>
+              </w:rPr>
+              <w:t xml:space="preserve">Therefore... ______________</w:t>
+            </w:r>
+          </w:p>
+          <w:p>
+            <w:pPr>
+              <w:spacing w:after="50" w:before="0"/>
+            </w:pPr>
+            <w:r>
+              <w:rPr>
+                <w:color w:val="BBBBBB"/>
+                <w:sz w:val="18"/>
+                <w:szCs w:val="18"/>
+              </w:rPr>
+              <w:t xml:space="preserve">____________________________</w:t>
+            </w:r>
+          </w:p>
+        </w:tc>
+      </w:tr>
+    </w:tbl>
+    <w:p>
+      <w:pPr>
+        <w:spacing w:after="60" w:before="0"/>
+      </w:pPr>
+      <w:r>
+        <w:t xml:space="preserve"/>
       </w:r>
     </w:p>
     <w:p>
@@ -238,63 +2201,629 @@
         <w:t xml:space="preserve">Keep the distance, flip the side.</w:t>
       </w:r>
     </w:p>
-    <w:p>
-      <w:pPr>
-        <w:spacing w:after="40" w:before="0"/>
-      </w:pPr>
-      <w:r>
-        <w:rPr>
-          <w:sz w:val="22"/>
-          <w:szCs w:val="22"/>
-        </w:rPr>
-        <w:t xml:space="preserve">1.  A point is 7 steps right. Flipped to the other side, it is 7 steps ___.</w:t>
-      </w:r>
-    </w:p>
-    <w:p>
-      <w:pPr>
-        <w:spacing w:after="40" w:before="0"/>
-      </w:pPr>
-      <w:r>
-        <w:rPr>
-          <w:color w:val="5E6E7E"/>
-          <w:sz w:val="20"/>
-          <w:szCs w:val="20"/>
-        </w:rPr>
-        <w:t xml:space="preserve">     choices: left   /   up   /   down</w:t>
-      </w:r>
-    </w:p>
-    <w:p>
-      <w:pPr>
-        <w:spacing w:after="80" w:before="0"/>
-      </w:pPr>
-      <w:r>
-        <w:rPr>
-          <w:color w:val="BBBBBB"/>
-        </w:rPr>
-        <w:t xml:space="preserve">____________________________________________________</w:t>
-      </w:r>
-    </w:p>
-    <w:p>
-      <w:pPr>
-        <w:spacing w:after="40" w:before="0"/>
-      </w:pPr>
-      <w:r>
-        <w:rPr>
-          <w:sz w:val="22"/>
-          <w:szCs w:val="22"/>
-        </w:rPr>
-        <w:t xml:space="preserve">2.  A point is 6 steps up. Its mirror across the across-line is how many steps down?</w:t>
-      </w:r>
-    </w:p>
-    <w:p>
-      <w:pPr>
-        <w:spacing w:after="80" w:before="0"/>
-      </w:pPr>
-      <w:r>
-        <w:rPr>
-          <w:color w:val="BBBBBB"/>
-        </w:rPr>
-        <w:t xml:space="preserve">____________________________________________________</w:t>
+    <w:tbl>
+      <w:tblPr>
+        <w:tblW w:type="dxa" w:w="9360"/>
+        <w:tblBorders>
+          <w:top w:val="single" w:color="C7D2DD" w:sz="6"/>
+          <w:left w:val="single" w:color="C7D2DD" w:sz="6"/>
+          <w:bottom w:val="single" w:color="C7D2DD" w:sz="6"/>
+          <w:right w:val="single" w:color="C7D2DD" w:sz="6"/>
+          <w:insideH w:val="single" w:color="C7D2DD" w:sz="6"/>
+          <w:insideV w:val="single" w:color="C7D2DD" w:sz="6"/>
+        </w:tblBorders>
+      </w:tblPr>
+      <w:tblGrid>
+        <w:gridCol w:w="2800"/>
+        <w:gridCol w:w="3560"/>
+        <w:gridCol w:w="3000"/>
+      </w:tblGrid>
+      <w:tr>
+        <w:trPr>
+          <w:cantSplit/>
+          <w:tblHeader/>
+        </w:trPr>
+        <w:tc>
+          <w:tcPr>
+            <w:tcW w:type="dxa" w:w="2800"/>
+            <w:shd w:fill="EEF4F8" w:color="auto" w:val="clear"/>
+            <w:tcMar>
+              <w:top w:type="dxa" w:w="60"/>
+              <w:left w:type="dxa" w:w="100"/>
+              <w:bottom w:type="dxa" w:w="60"/>
+              <w:right w:type="dxa" w:w="100"/>
+            </w:tcMar>
+          </w:tcPr>
+          <w:p>
+            <w:pPr>
+              <w:spacing w:after="0" w:before="0"/>
+            </w:pPr>
+            <w:r>
+              <w:rPr>
+                <w:b/>
+                <w:bCs/>
+                <w:color w:val="0F2B3C"/>
+                <w:sz w:val="16"/>
+                <w:szCs w:val="16"/>
+              </w:rPr>
+              <w:t xml:space="preserve">CORE PROBLEM / GIVEN REPRESENTATION</w:t>
+            </w:r>
+          </w:p>
+        </w:tc>
+        <w:tc>
+          <w:tcPr>
+            <w:tcW w:type="dxa" w:w="3560"/>
+            <w:shd w:fill="EEF4F8" w:color="auto" w:val="clear"/>
+            <w:tcMar>
+              <w:top w:type="dxa" w:w="60"/>
+              <w:left w:type="dxa" w:w="100"/>
+              <w:bottom w:type="dxa" w:w="60"/>
+              <w:right w:type="dxa" w:w="100"/>
+            </w:tcMar>
+          </w:tcPr>
+          <w:p>
+            <w:pPr>
+              <w:spacing w:after="0" w:before="0"/>
+            </w:pPr>
+            <w:r>
+              <w:rPr>
+                <w:b/>
+                <w:bCs/>
+                <w:color w:val="0F2B3C"/>
+                <w:sz w:val="16"/>
+                <w:szCs w:val="16"/>
+              </w:rPr>
+              <w:t xml:space="preserve">WORKING SPACE / CALCULATION STEPS</w:t>
+            </w:r>
+          </w:p>
+        </w:tc>
+        <w:tc>
+          <w:tcPr>
+            <w:tcW w:type="dxa" w:w="3000"/>
+            <w:shd w:fill="FBF3E2" w:color="auto" w:val="clear"/>
+            <w:tcMar>
+              <w:top w:type="dxa" w:w="60"/>
+              <w:left w:type="dxa" w:w="100"/>
+              <w:bottom w:type="dxa" w:w="60"/>
+              <w:right w:type="dxa" w:w="100"/>
+            </w:tcMar>
+          </w:tcPr>
+          <w:p>
+            <w:pPr>
+              <w:spacing w:after="0" w:before="0"/>
+            </w:pPr>
+            <w:r>
+              <w:rPr>
+                <w:b/>
+                <w:bCs/>
+                <w:color w:val="7A5400"/>
+                <w:sz w:val="16"/>
+                <w:szCs w:val="16"/>
+              </w:rPr>
+              <w:t xml:space="preserve">EXPLAIN YOUR REASONING</w:t>
+            </w:r>
+          </w:p>
+        </w:tc>
+      </w:tr>
+      <w:tr>
+        <w:trPr>
+          <w:cantSplit/>
+        </w:trPr>
+        <w:tc>
+          <w:tcPr>
+            <w:tcW w:type="dxa" w:w="2800"/>
+            <w:tcMar>
+              <w:top w:type="dxa" w:w="80"/>
+              <w:left w:type="dxa" w:w="100"/>
+              <w:bottom w:type="dxa" w:w="80"/>
+              <w:right w:type="dxa" w:w="100"/>
+            </w:tcMar>
+            <w:vAlign w:val="top"/>
+          </w:tcPr>
+          <w:p>
+            <w:pPr>
+              <w:spacing w:after="40" w:before="0"/>
+            </w:pPr>
+            <w:r>
+              <w:rPr>
+                <w:b/>
+                <w:bCs/>
+                <w:color w:val="0F2B3C"/>
+                <w:sz w:val="20"/>
+                <w:szCs w:val="20"/>
+              </w:rPr>
+              <w:t xml:space="preserve">1.  A point is 7 steps right. Flipped to the other side, it is 7 steps ___.</w:t>
+            </w:r>
+          </w:p>
+          <w:p>
+            <w:pPr>
+              <w:spacing w:after="0" w:before="0"/>
+            </w:pPr>
+            <w:r>
+              <w:rPr>
+                <w:color w:val="5E6E7E"/>
+                <w:sz w:val="18"/>
+                <w:szCs w:val="18"/>
+              </w:rPr>
+              <w:t xml:space="preserve">Choices: left   /   up   /   down</w:t>
+            </w:r>
+          </w:p>
+        </w:tc>
+        <w:tc>
+          <w:tcPr>
+            <w:tcW w:type="dxa" w:w="3560"/>
+            <w:tcMar>
+              <w:top w:type="dxa" w:w="80"/>
+              <w:left w:type="dxa" w:w="100"/>
+              <w:bottom w:type="dxa" w:w="80"/>
+              <w:right w:type="dxa" w:w="100"/>
+            </w:tcMar>
+            <w:vAlign w:val="top"/>
+          </w:tcPr>
+          <w:p>
+            <w:pPr>
+              <w:spacing w:after="50" w:before="0"/>
+            </w:pPr>
+            <w:r>
+              <w:rPr>
+                <w:color w:val="BBBBBB"/>
+                <w:sz w:val="18"/>
+                <w:szCs w:val="18"/>
+              </w:rPr>
+              <w:t xml:space="preserve">____________________________</w:t>
+            </w:r>
+          </w:p>
+          <w:p>
+            <w:pPr>
+              <w:spacing w:after="50" w:before="0"/>
+            </w:pPr>
+            <w:r>
+              <w:rPr>
+                <w:color w:val="BBBBBB"/>
+                <w:sz w:val="18"/>
+                <w:szCs w:val="18"/>
+              </w:rPr>
+              <w:t xml:space="preserve">____________________________</w:t>
+            </w:r>
+          </w:p>
+          <w:p>
+            <w:pPr>
+              <w:spacing w:after="50" w:before="0"/>
+            </w:pPr>
+            <w:r>
+              <w:rPr>
+                <w:color w:val="BBBBBB"/>
+                <w:sz w:val="18"/>
+                <w:szCs w:val="18"/>
+              </w:rPr>
+              <w:t xml:space="preserve">____________________________</w:t>
+            </w:r>
+          </w:p>
+          <w:p>
+            <w:pPr>
+              <w:spacing w:after="50" w:before="0"/>
+            </w:pPr>
+            <w:r>
+              <w:rPr>
+                <w:color w:val="BBBBBB"/>
+                <w:sz w:val="18"/>
+                <w:szCs w:val="18"/>
+              </w:rPr>
+              <w:t xml:space="preserve">____________________________</w:t>
+            </w:r>
+          </w:p>
+        </w:tc>
+        <w:tc>
+          <w:tcPr>
+            <w:tcW w:type="dxa" w:w="3000"/>
+            <w:shd w:fill="FBF3E2" w:color="auto" w:val="clear"/>
+            <w:tcMar>
+              <w:top w:type="dxa" w:w="80"/>
+              <w:left w:type="dxa" w:w="100"/>
+              <w:bottom w:type="dxa" w:w="80"/>
+              <w:right w:type="dxa" w:w="100"/>
+            </w:tcMar>
+            <w:vAlign w:val="top"/>
+          </w:tcPr>
+          <w:p>
+            <w:pPr>
+              <w:spacing w:after="30" w:before="0"/>
+            </w:pPr>
+            <w:r>
+              <w:rPr>
+                <w:b/>
+                <w:bCs/>
+                <w:color w:val="0F2B3C"/>
+                <w:sz w:val="18"/>
+                <w:szCs w:val="18"/>
+              </w:rPr>
+              <w:t xml:space="preserve">Because... ________________</w:t>
+            </w:r>
+          </w:p>
+          <w:p>
+            <w:pPr>
+              <w:spacing w:after="50" w:before="0"/>
+            </w:pPr>
+            <w:r>
+              <w:rPr>
+                <w:color w:val="BBBBBB"/>
+                <w:sz w:val="18"/>
+                <w:szCs w:val="18"/>
+              </w:rPr>
+              <w:t xml:space="preserve">____________________________</w:t>
+            </w:r>
+          </w:p>
+          <w:p>
+            <w:pPr>
+              <w:spacing w:after="30" w:before="40"/>
+            </w:pPr>
+            <w:r>
+              <w:rPr>
+                <w:b/>
+                <w:bCs/>
+                <w:color w:val="1A6FB5"/>
+                <w:sz w:val="18"/>
+                <w:szCs w:val="18"/>
+              </w:rPr>
+              <w:t xml:space="preserve">Although... _______________</w:t>
+            </w:r>
+          </w:p>
+          <w:p>
+            <w:pPr>
+              <w:spacing w:after="50" w:before="0"/>
+            </w:pPr>
+            <w:r>
+              <w:rPr>
+                <w:color w:val="BBBBBB"/>
+                <w:sz w:val="18"/>
+                <w:szCs w:val="18"/>
+              </w:rPr>
+              <w:t xml:space="preserve">____________________________</w:t>
+            </w:r>
+          </w:p>
+          <w:p>
+            <w:pPr>
+              <w:spacing w:after="30" w:before="40"/>
+            </w:pPr>
+            <w:r>
+              <w:rPr>
+                <w:b/>
+                <w:bCs/>
+                <w:color w:val="7A5400"/>
+                <w:sz w:val="18"/>
+                <w:szCs w:val="18"/>
+              </w:rPr>
+              <w:t xml:space="preserve">Therefore... ______________</w:t>
+            </w:r>
+          </w:p>
+          <w:p>
+            <w:pPr>
+              <w:spacing w:after="50" w:before="0"/>
+            </w:pPr>
+            <w:r>
+              <w:rPr>
+                <w:color w:val="BBBBBB"/>
+                <w:sz w:val="18"/>
+                <w:szCs w:val="18"/>
+              </w:rPr>
+              <w:t xml:space="preserve">____________________________</w:t>
+            </w:r>
+          </w:p>
+        </w:tc>
+      </w:tr>
+    </w:tbl>
+    <w:p>
+      <w:pPr>
+        <w:spacing w:after="60" w:before="0"/>
+      </w:pPr>
+      <w:r>
+        <w:t xml:space="preserve"/>
+      </w:r>
+    </w:p>
+    <w:tbl>
+      <w:tblPr>
+        <w:tblW w:type="dxa" w:w="9360"/>
+        <w:tblBorders>
+          <w:top w:val="single" w:color="C7D2DD" w:sz="6"/>
+          <w:left w:val="single" w:color="C7D2DD" w:sz="6"/>
+          <w:bottom w:val="single" w:color="C7D2DD" w:sz="6"/>
+          <w:right w:val="single" w:color="C7D2DD" w:sz="6"/>
+          <w:insideH w:val="single" w:color="C7D2DD" w:sz="6"/>
+          <w:insideV w:val="single" w:color="C7D2DD" w:sz="6"/>
+        </w:tblBorders>
+      </w:tblPr>
+      <w:tblGrid>
+        <w:gridCol w:w="2800"/>
+        <w:gridCol w:w="3560"/>
+        <w:gridCol w:w="3000"/>
+      </w:tblGrid>
+      <w:tr>
+        <w:trPr>
+          <w:cantSplit/>
+          <w:tblHeader/>
+        </w:trPr>
+        <w:tc>
+          <w:tcPr>
+            <w:tcW w:type="dxa" w:w="2800"/>
+            <w:shd w:fill="EEF4F8" w:color="auto" w:val="clear"/>
+            <w:tcMar>
+              <w:top w:type="dxa" w:w="60"/>
+              <w:left w:type="dxa" w:w="100"/>
+              <w:bottom w:type="dxa" w:w="60"/>
+              <w:right w:type="dxa" w:w="100"/>
+            </w:tcMar>
+          </w:tcPr>
+          <w:p>
+            <w:pPr>
+              <w:spacing w:after="0" w:before="0"/>
+            </w:pPr>
+            <w:r>
+              <w:rPr>
+                <w:b/>
+                <w:bCs/>
+                <w:color w:val="0F2B3C"/>
+                <w:sz w:val="16"/>
+                <w:szCs w:val="16"/>
+              </w:rPr>
+              <w:t xml:space="preserve">CORE PROBLEM / GIVEN REPRESENTATION</w:t>
+            </w:r>
+          </w:p>
+        </w:tc>
+        <w:tc>
+          <w:tcPr>
+            <w:tcW w:type="dxa" w:w="3560"/>
+            <w:shd w:fill="EEF4F8" w:color="auto" w:val="clear"/>
+            <w:tcMar>
+              <w:top w:type="dxa" w:w="60"/>
+              <w:left w:type="dxa" w:w="100"/>
+              <w:bottom w:type="dxa" w:w="60"/>
+              <w:right w:type="dxa" w:w="100"/>
+            </w:tcMar>
+          </w:tcPr>
+          <w:p>
+            <w:pPr>
+              <w:spacing w:after="0" w:before="0"/>
+            </w:pPr>
+            <w:r>
+              <w:rPr>
+                <w:b/>
+                <w:bCs/>
+                <w:color w:val="0F2B3C"/>
+                <w:sz w:val="16"/>
+                <w:szCs w:val="16"/>
+              </w:rPr>
+              <w:t xml:space="preserve">WORKING SPACE / CALCULATION STEPS</w:t>
+            </w:r>
+          </w:p>
+        </w:tc>
+        <w:tc>
+          <w:tcPr>
+            <w:tcW w:type="dxa" w:w="3000"/>
+            <w:shd w:fill="FBF3E2" w:color="auto" w:val="clear"/>
+            <w:tcMar>
+              <w:top w:type="dxa" w:w="60"/>
+              <w:left w:type="dxa" w:w="100"/>
+              <w:bottom w:type="dxa" w:w="60"/>
+              <w:right w:type="dxa" w:w="100"/>
+            </w:tcMar>
+          </w:tcPr>
+          <w:p>
+            <w:pPr>
+              <w:spacing w:after="0" w:before="0"/>
+            </w:pPr>
+            <w:r>
+              <w:rPr>
+                <w:b/>
+                <w:bCs/>
+                <w:color w:val="7A5400"/>
+                <w:sz w:val="16"/>
+                <w:szCs w:val="16"/>
+              </w:rPr>
+              <w:t xml:space="preserve">EXPLAIN YOUR REASONING</w:t>
+            </w:r>
+          </w:p>
+        </w:tc>
+      </w:tr>
+      <w:tr>
+        <w:trPr>
+          <w:cantSplit/>
+        </w:trPr>
+        <w:tc>
+          <w:tcPr>
+            <w:tcW w:type="dxa" w:w="2800"/>
+            <w:tcMar>
+              <w:top w:type="dxa" w:w="80"/>
+              <w:left w:type="dxa" w:w="100"/>
+              <w:bottom w:type="dxa" w:w="80"/>
+              <w:right w:type="dxa" w:w="100"/>
+            </w:tcMar>
+            <w:vAlign w:val="top"/>
+          </w:tcPr>
+          <w:p>
+            <w:pPr>
+              <w:spacing w:after="40" w:before="0"/>
+            </w:pPr>
+            <w:r>
+              <w:rPr>
+                <w:b/>
+                <w:bCs/>
+                <w:color w:val="0F2B3C"/>
+                <w:sz w:val="20"/>
+                <w:szCs w:val="20"/>
+              </w:rPr>
+              <w:t xml:space="preserve">2.  A point is 6 steps up. Its mirror across the across-line is how many steps down?</w:t>
+            </w:r>
+          </w:p>
+        </w:tc>
+        <w:tc>
+          <w:tcPr>
+            <w:tcW w:type="dxa" w:w="3560"/>
+            <w:tcMar>
+              <w:top w:type="dxa" w:w="80"/>
+              <w:left w:type="dxa" w:w="100"/>
+              <w:bottom w:type="dxa" w:w="80"/>
+              <w:right w:type="dxa" w:w="100"/>
+            </w:tcMar>
+            <w:vAlign w:val="top"/>
+          </w:tcPr>
+          <w:p>
+            <w:pPr>
+              <w:spacing w:after="50" w:before="0"/>
+            </w:pPr>
+            <w:r>
+              <w:rPr>
+                <w:color w:val="BBBBBB"/>
+                <w:sz w:val="18"/>
+                <w:szCs w:val="18"/>
+              </w:rPr>
+              <w:t xml:space="preserve">____________________________</w:t>
+            </w:r>
+          </w:p>
+          <w:p>
+            <w:pPr>
+              <w:spacing w:after="50" w:before="0"/>
+            </w:pPr>
+            <w:r>
+              <w:rPr>
+                <w:color w:val="BBBBBB"/>
+                <w:sz w:val="18"/>
+                <w:szCs w:val="18"/>
+              </w:rPr>
+              <w:t xml:space="preserve">____________________________</w:t>
+            </w:r>
+          </w:p>
+          <w:p>
+            <w:pPr>
+              <w:spacing w:after="50" w:before="0"/>
+            </w:pPr>
+            <w:r>
+              <w:rPr>
+                <w:color w:val="BBBBBB"/>
+                <w:sz w:val="18"/>
+                <w:szCs w:val="18"/>
+              </w:rPr>
+              <w:t xml:space="preserve">____________________________</w:t>
+            </w:r>
+          </w:p>
+          <w:p>
+            <w:pPr>
+              <w:spacing w:after="50" w:before="0"/>
+            </w:pPr>
+            <w:r>
+              <w:rPr>
+                <w:color w:val="BBBBBB"/>
+                <w:sz w:val="18"/>
+                <w:szCs w:val="18"/>
+              </w:rPr>
+              <w:t xml:space="preserve">____________________________</w:t>
+            </w:r>
+          </w:p>
+        </w:tc>
+        <w:tc>
+          <w:tcPr>
+            <w:tcW w:type="dxa" w:w="3000"/>
+            <w:shd w:fill="FBF3E2" w:color="auto" w:val="clear"/>
+            <w:tcMar>
+              <w:top w:type="dxa" w:w="80"/>
+              <w:left w:type="dxa" w:w="100"/>
+              <w:bottom w:type="dxa" w:w="80"/>
+              <w:right w:type="dxa" w:w="100"/>
+            </w:tcMar>
+            <w:vAlign w:val="top"/>
+          </w:tcPr>
+          <w:p>
+            <w:pPr>
+              <w:spacing w:after="30" w:before="0"/>
+            </w:pPr>
+            <w:r>
+              <w:rPr>
+                <w:b/>
+                <w:bCs/>
+                <w:color w:val="0F2B3C"/>
+                <w:sz w:val="18"/>
+                <w:szCs w:val="18"/>
+              </w:rPr>
+              <w:t xml:space="preserve">Because... ________________</w:t>
+            </w:r>
+          </w:p>
+          <w:p>
+            <w:pPr>
+              <w:spacing w:after="50" w:before="0"/>
+            </w:pPr>
+            <w:r>
+              <w:rPr>
+                <w:color w:val="BBBBBB"/>
+                <w:sz w:val="18"/>
+                <w:szCs w:val="18"/>
+              </w:rPr>
+              <w:t xml:space="preserve">____________________________</w:t>
+            </w:r>
+          </w:p>
+          <w:p>
+            <w:pPr>
+              <w:spacing w:after="30" w:before="40"/>
+            </w:pPr>
+            <w:r>
+              <w:rPr>
+                <w:b/>
+                <w:bCs/>
+                <w:color w:val="1A6FB5"/>
+                <w:sz w:val="18"/>
+                <w:szCs w:val="18"/>
+              </w:rPr>
+              <w:t xml:space="preserve">Although... _______________</w:t>
+            </w:r>
+          </w:p>
+          <w:p>
+            <w:pPr>
+              <w:spacing w:after="50" w:before="0"/>
+            </w:pPr>
+            <w:r>
+              <w:rPr>
+                <w:color w:val="BBBBBB"/>
+                <w:sz w:val="18"/>
+                <w:szCs w:val="18"/>
+              </w:rPr>
+              <w:t xml:space="preserve">____________________________</w:t>
+            </w:r>
+          </w:p>
+          <w:p>
+            <w:pPr>
+              <w:spacing w:after="30" w:before="40"/>
+            </w:pPr>
+            <w:r>
+              <w:rPr>
+                <w:b/>
+                <w:bCs/>
+                <w:color w:val="7A5400"/>
+                <w:sz w:val="18"/>
+                <w:szCs w:val="18"/>
+              </w:rPr>
+              <w:t xml:space="preserve">Therefore... ______________</w:t>
+            </w:r>
+          </w:p>
+          <w:p>
+            <w:pPr>
+              <w:spacing w:after="50" w:before="0"/>
+            </w:pPr>
+            <w:r>
+              <w:rPr>
+                <w:color w:val="BBBBBB"/>
+                <w:sz w:val="18"/>
+                <w:szCs w:val="18"/>
+              </w:rPr>
+              <w:t xml:space="preserve">____________________________</w:t>
+            </w:r>
+          </w:p>
+        </w:tc>
+      </w:tr>
+    </w:tbl>
+    <w:p>
+      <w:pPr>
+        <w:spacing w:after="60" w:before="0"/>
+      </w:pPr>
+      <w:r>
+        <w:t xml:space="preserve"/>
       </w:r>
     </w:p>
     <w:p>
@@ -326,63 +2855,629 @@
         <w:t xml:space="preserve">Stretch into ordered-pair flips.</w:t>
       </w:r>
     </w:p>
-    <w:p>
-      <w:pPr>
-        <w:spacing w:after="40" w:before="0"/>
-      </w:pPr>
-      <w:r>
-        <w:rPr>
-          <w:sz w:val="22"/>
-          <w:szCs w:val="22"/>
-        </w:rPr>
-        <w:t xml:space="preserve">1.  Point (3, 2) flips left/right to the other side. Its distance from the center stays the same: ___ steps across.</w:t>
-      </w:r>
-    </w:p>
-    <w:p>
-      <w:pPr>
-        <w:spacing w:after="40" w:before="0"/>
-      </w:pPr>
-      <w:r>
-        <w:rPr>
-          <w:color w:val="5E6E7E"/>
-          <w:sz w:val="20"/>
-          <w:szCs w:val="20"/>
-        </w:rPr>
-        <w:t xml:space="preserve">     choices: 2   /   3   /   5</w:t>
-      </w:r>
-    </w:p>
-    <w:p>
-      <w:pPr>
-        <w:spacing w:after="80" w:before="0"/>
-      </w:pPr>
-      <w:r>
-        <w:rPr>
-          <w:color w:val="BBBBBB"/>
-        </w:rPr>
-        <w:t xml:space="preserve">____________________________________________________</w:t>
-      </w:r>
-    </w:p>
-    <w:p>
-      <w:pPr>
-        <w:spacing w:after="40" w:before="0"/>
-      </w:pPr>
-      <w:r>
-        <w:rPr>
-          <w:sz w:val="22"/>
-          <w:szCs w:val="22"/>
-        </w:rPr>
-        <w:t xml:space="preserve">2.  A point is 8 up. After flipping up/down, how far down is it?</w:t>
-      </w:r>
-    </w:p>
-    <w:p>
-      <w:pPr>
-        <w:spacing w:after="80" w:before="0"/>
-      </w:pPr>
-      <w:r>
-        <w:rPr>
-          <w:color w:val="BBBBBB"/>
-        </w:rPr>
-        <w:t xml:space="preserve">____________________________________________________</w:t>
+    <w:tbl>
+      <w:tblPr>
+        <w:tblW w:type="dxa" w:w="9360"/>
+        <w:tblBorders>
+          <w:top w:val="single" w:color="C7D2DD" w:sz="6"/>
+          <w:left w:val="single" w:color="C7D2DD" w:sz="6"/>
+          <w:bottom w:val="single" w:color="C7D2DD" w:sz="6"/>
+          <w:right w:val="single" w:color="C7D2DD" w:sz="6"/>
+          <w:insideH w:val="single" w:color="C7D2DD" w:sz="6"/>
+          <w:insideV w:val="single" w:color="C7D2DD" w:sz="6"/>
+        </w:tblBorders>
+      </w:tblPr>
+      <w:tblGrid>
+        <w:gridCol w:w="2800"/>
+        <w:gridCol w:w="3560"/>
+        <w:gridCol w:w="3000"/>
+      </w:tblGrid>
+      <w:tr>
+        <w:trPr>
+          <w:cantSplit/>
+          <w:tblHeader/>
+        </w:trPr>
+        <w:tc>
+          <w:tcPr>
+            <w:tcW w:type="dxa" w:w="2800"/>
+            <w:shd w:fill="EEF4F8" w:color="auto" w:val="clear"/>
+            <w:tcMar>
+              <w:top w:type="dxa" w:w="60"/>
+              <w:left w:type="dxa" w:w="100"/>
+              <w:bottom w:type="dxa" w:w="60"/>
+              <w:right w:type="dxa" w:w="100"/>
+            </w:tcMar>
+          </w:tcPr>
+          <w:p>
+            <w:pPr>
+              <w:spacing w:after="0" w:before="0"/>
+            </w:pPr>
+            <w:r>
+              <w:rPr>
+                <w:b/>
+                <w:bCs/>
+                <w:color w:val="0F2B3C"/>
+                <w:sz w:val="16"/>
+                <w:szCs w:val="16"/>
+              </w:rPr>
+              <w:t xml:space="preserve">CORE PROBLEM / GIVEN REPRESENTATION</w:t>
+            </w:r>
+          </w:p>
+        </w:tc>
+        <w:tc>
+          <w:tcPr>
+            <w:tcW w:type="dxa" w:w="3560"/>
+            <w:shd w:fill="EEF4F8" w:color="auto" w:val="clear"/>
+            <w:tcMar>
+              <w:top w:type="dxa" w:w="60"/>
+              <w:left w:type="dxa" w:w="100"/>
+              <w:bottom w:type="dxa" w:w="60"/>
+              <w:right w:type="dxa" w:w="100"/>
+            </w:tcMar>
+          </w:tcPr>
+          <w:p>
+            <w:pPr>
+              <w:spacing w:after="0" w:before="0"/>
+            </w:pPr>
+            <w:r>
+              <w:rPr>
+                <w:b/>
+                <w:bCs/>
+                <w:color w:val="0F2B3C"/>
+                <w:sz w:val="16"/>
+                <w:szCs w:val="16"/>
+              </w:rPr>
+              <w:t xml:space="preserve">WORKING SPACE / CALCULATION STEPS</w:t>
+            </w:r>
+          </w:p>
+        </w:tc>
+        <w:tc>
+          <w:tcPr>
+            <w:tcW w:type="dxa" w:w="3000"/>
+            <w:shd w:fill="FBF3E2" w:color="auto" w:val="clear"/>
+            <w:tcMar>
+              <w:top w:type="dxa" w:w="60"/>
+              <w:left w:type="dxa" w:w="100"/>
+              <w:bottom w:type="dxa" w:w="60"/>
+              <w:right w:type="dxa" w:w="100"/>
+            </w:tcMar>
+          </w:tcPr>
+          <w:p>
+            <w:pPr>
+              <w:spacing w:after="0" w:before="0"/>
+            </w:pPr>
+            <w:r>
+              <w:rPr>
+                <w:b/>
+                <w:bCs/>
+                <w:color w:val="7A5400"/>
+                <w:sz w:val="16"/>
+                <w:szCs w:val="16"/>
+              </w:rPr>
+              <w:t xml:space="preserve">EXPLAIN YOUR REASONING</w:t>
+            </w:r>
+          </w:p>
+        </w:tc>
+      </w:tr>
+      <w:tr>
+        <w:trPr>
+          <w:cantSplit/>
+        </w:trPr>
+        <w:tc>
+          <w:tcPr>
+            <w:tcW w:type="dxa" w:w="2800"/>
+            <w:tcMar>
+              <w:top w:type="dxa" w:w="80"/>
+              <w:left w:type="dxa" w:w="100"/>
+              <w:bottom w:type="dxa" w:w="80"/>
+              <w:right w:type="dxa" w:w="100"/>
+            </w:tcMar>
+            <w:vAlign w:val="top"/>
+          </w:tcPr>
+          <w:p>
+            <w:pPr>
+              <w:spacing w:after="40" w:before="0"/>
+            </w:pPr>
+            <w:r>
+              <w:rPr>
+                <w:b/>
+                <w:bCs/>
+                <w:color w:val="0F2B3C"/>
+                <w:sz w:val="20"/>
+                <w:szCs w:val="20"/>
+              </w:rPr>
+              <w:t xml:space="preserve">1.  Point (3, 2) flips left/right to the other side. Its distance from the center stays the same: ___ steps across.</w:t>
+            </w:r>
+          </w:p>
+          <w:p>
+            <w:pPr>
+              <w:spacing w:after="0" w:before="0"/>
+            </w:pPr>
+            <w:r>
+              <w:rPr>
+                <w:color w:val="5E6E7E"/>
+                <w:sz w:val="18"/>
+                <w:szCs w:val="18"/>
+              </w:rPr>
+              <w:t xml:space="preserve">Choices: 2   /   3   /   5</w:t>
+            </w:r>
+          </w:p>
+        </w:tc>
+        <w:tc>
+          <w:tcPr>
+            <w:tcW w:type="dxa" w:w="3560"/>
+            <w:tcMar>
+              <w:top w:type="dxa" w:w="80"/>
+              <w:left w:type="dxa" w:w="100"/>
+              <w:bottom w:type="dxa" w:w="80"/>
+              <w:right w:type="dxa" w:w="100"/>
+            </w:tcMar>
+            <w:vAlign w:val="top"/>
+          </w:tcPr>
+          <w:p>
+            <w:pPr>
+              <w:spacing w:after="50" w:before="0"/>
+            </w:pPr>
+            <w:r>
+              <w:rPr>
+                <w:color w:val="BBBBBB"/>
+                <w:sz w:val="18"/>
+                <w:szCs w:val="18"/>
+              </w:rPr>
+              <w:t xml:space="preserve">____________________________</w:t>
+            </w:r>
+          </w:p>
+          <w:p>
+            <w:pPr>
+              <w:spacing w:after="50" w:before="0"/>
+            </w:pPr>
+            <w:r>
+              <w:rPr>
+                <w:color w:val="BBBBBB"/>
+                <w:sz w:val="18"/>
+                <w:szCs w:val="18"/>
+              </w:rPr>
+              <w:t xml:space="preserve">____________________________</w:t>
+            </w:r>
+          </w:p>
+          <w:p>
+            <w:pPr>
+              <w:spacing w:after="50" w:before="0"/>
+            </w:pPr>
+            <w:r>
+              <w:rPr>
+                <w:color w:val="BBBBBB"/>
+                <w:sz w:val="18"/>
+                <w:szCs w:val="18"/>
+              </w:rPr>
+              <w:t xml:space="preserve">____________________________</w:t>
+            </w:r>
+          </w:p>
+          <w:p>
+            <w:pPr>
+              <w:spacing w:after="50" w:before="0"/>
+            </w:pPr>
+            <w:r>
+              <w:rPr>
+                <w:color w:val="BBBBBB"/>
+                <w:sz w:val="18"/>
+                <w:szCs w:val="18"/>
+              </w:rPr>
+              <w:t xml:space="preserve">____________________________</w:t>
+            </w:r>
+          </w:p>
+        </w:tc>
+        <w:tc>
+          <w:tcPr>
+            <w:tcW w:type="dxa" w:w="3000"/>
+            <w:shd w:fill="FBF3E2" w:color="auto" w:val="clear"/>
+            <w:tcMar>
+              <w:top w:type="dxa" w:w="80"/>
+              <w:left w:type="dxa" w:w="100"/>
+              <w:bottom w:type="dxa" w:w="80"/>
+              <w:right w:type="dxa" w:w="100"/>
+            </w:tcMar>
+            <w:vAlign w:val="top"/>
+          </w:tcPr>
+          <w:p>
+            <w:pPr>
+              <w:spacing w:after="30" w:before="0"/>
+            </w:pPr>
+            <w:r>
+              <w:rPr>
+                <w:b/>
+                <w:bCs/>
+                <w:color w:val="0F2B3C"/>
+                <w:sz w:val="18"/>
+                <w:szCs w:val="18"/>
+              </w:rPr>
+              <w:t xml:space="preserve">Because... ________________</w:t>
+            </w:r>
+          </w:p>
+          <w:p>
+            <w:pPr>
+              <w:spacing w:after="50" w:before="0"/>
+            </w:pPr>
+            <w:r>
+              <w:rPr>
+                <w:color w:val="BBBBBB"/>
+                <w:sz w:val="18"/>
+                <w:szCs w:val="18"/>
+              </w:rPr>
+              <w:t xml:space="preserve">____________________________</w:t>
+            </w:r>
+          </w:p>
+          <w:p>
+            <w:pPr>
+              <w:spacing w:after="30" w:before="40"/>
+            </w:pPr>
+            <w:r>
+              <w:rPr>
+                <w:b/>
+                <w:bCs/>
+                <w:color w:val="1A6FB5"/>
+                <w:sz w:val="18"/>
+                <w:szCs w:val="18"/>
+              </w:rPr>
+              <w:t xml:space="preserve">Although... _______________</w:t>
+            </w:r>
+          </w:p>
+          <w:p>
+            <w:pPr>
+              <w:spacing w:after="50" w:before="0"/>
+            </w:pPr>
+            <w:r>
+              <w:rPr>
+                <w:color w:val="BBBBBB"/>
+                <w:sz w:val="18"/>
+                <w:szCs w:val="18"/>
+              </w:rPr>
+              <w:t xml:space="preserve">____________________________</w:t>
+            </w:r>
+          </w:p>
+          <w:p>
+            <w:pPr>
+              <w:spacing w:after="30" w:before="40"/>
+            </w:pPr>
+            <w:r>
+              <w:rPr>
+                <w:b/>
+                <w:bCs/>
+                <w:color w:val="7A5400"/>
+                <w:sz w:val="18"/>
+                <w:szCs w:val="18"/>
+              </w:rPr>
+              <w:t xml:space="preserve">Therefore... ______________</w:t>
+            </w:r>
+          </w:p>
+          <w:p>
+            <w:pPr>
+              <w:spacing w:after="50" w:before="0"/>
+            </w:pPr>
+            <w:r>
+              <w:rPr>
+                <w:color w:val="BBBBBB"/>
+                <w:sz w:val="18"/>
+                <w:szCs w:val="18"/>
+              </w:rPr>
+              <w:t xml:space="preserve">____________________________</w:t>
+            </w:r>
+          </w:p>
+        </w:tc>
+      </w:tr>
+    </w:tbl>
+    <w:p>
+      <w:pPr>
+        <w:spacing w:after="60" w:before="0"/>
+      </w:pPr>
+      <w:r>
+        <w:t xml:space="preserve"/>
+      </w:r>
+    </w:p>
+    <w:tbl>
+      <w:tblPr>
+        <w:tblW w:type="dxa" w:w="9360"/>
+        <w:tblBorders>
+          <w:top w:val="single" w:color="C7D2DD" w:sz="6"/>
+          <w:left w:val="single" w:color="C7D2DD" w:sz="6"/>
+          <w:bottom w:val="single" w:color="C7D2DD" w:sz="6"/>
+          <w:right w:val="single" w:color="C7D2DD" w:sz="6"/>
+          <w:insideH w:val="single" w:color="C7D2DD" w:sz="6"/>
+          <w:insideV w:val="single" w:color="C7D2DD" w:sz="6"/>
+        </w:tblBorders>
+      </w:tblPr>
+      <w:tblGrid>
+        <w:gridCol w:w="2800"/>
+        <w:gridCol w:w="3560"/>
+        <w:gridCol w:w="3000"/>
+      </w:tblGrid>
+      <w:tr>
+        <w:trPr>
+          <w:cantSplit/>
+          <w:tblHeader/>
+        </w:trPr>
+        <w:tc>
+          <w:tcPr>
+            <w:tcW w:type="dxa" w:w="2800"/>
+            <w:shd w:fill="EEF4F8" w:color="auto" w:val="clear"/>
+            <w:tcMar>
+              <w:top w:type="dxa" w:w="60"/>
+              <w:left w:type="dxa" w:w="100"/>
+              <w:bottom w:type="dxa" w:w="60"/>
+              <w:right w:type="dxa" w:w="100"/>
+            </w:tcMar>
+          </w:tcPr>
+          <w:p>
+            <w:pPr>
+              <w:spacing w:after="0" w:before="0"/>
+            </w:pPr>
+            <w:r>
+              <w:rPr>
+                <w:b/>
+                <w:bCs/>
+                <w:color w:val="0F2B3C"/>
+                <w:sz w:val="16"/>
+                <w:szCs w:val="16"/>
+              </w:rPr>
+              <w:t xml:space="preserve">CORE PROBLEM / GIVEN REPRESENTATION</w:t>
+            </w:r>
+          </w:p>
+        </w:tc>
+        <w:tc>
+          <w:tcPr>
+            <w:tcW w:type="dxa" w:w="3560"/>
+            <w:shd w:fill="EEF4F8" w:color="auto" w:val="clear"/>
+            <w:tcMar>
+              <w:top w:type="dxa" w:w="60"/>
+              <w:left w:type="dxa" w:w="100"/>
+              <w:bottom w:type="dxa" w:w="60"/>
+              <w:right w:type="dxa" w:w="100"/>
+            </w:tcMar>
+          </w:tcPr>
+          <w:p>
+            <w:pPr>
+              <w:spacing w:after="0" w:before="0"/>
+            </w:pPr>
+            <w:r>
+              <w:rPr>
+                <w:b/>
+                <w:bCs/>
+                <w:color w:val="0F2B3C"/>
+                <w:sz w:val="16"/>
+                <w:szCs w:val="16"/>
+              </w:rPr>
+              <w:t xml:space="preserve">WORKING SPACE / CALCULATION STEPS</w:t>
+            </w:r>
+          </w:p>
+        </w:tc>
+        <w:tc>
+          <w:tcPr>
+            <w:tcW w:type="dxa" w:w="3000"/>
+            <w:shd w:fill="FBF3E2" w:color="auto" w:val="clear"/>
+            <w:tcMar>
+              <w:top w:type="dxa" w:w="60"/>
+              <w:left w:type="dxa" w:w="100"/>
+              <w:bottom w:type="dxa" w:w="60"/>
+              <w:right w:type="dxa" w:w="100"/>
+            </w:tcMar>
+          </w:tcPr>
+          <w:p>
+            <w:pPr>
+              <w:spacing w:after="0" w:before="0"/>
+            </w:pPr>
+            <w:r>
+              <w:rPr>
+                <w:b/>
+                <w:bCs/>
+                <w:color w:val="7A5400"/>
+                <w:sz w:val="16"/>
+                <w:szCs w:val="16"/>
+              </w:rPr>
+              <w:t xml:space="preserve">EXPLAIN YOUR REASONING</w:t>
+            </w:r>
+          </w:p>
+        </w:tc>
+      </w:tr>
+      <w:tr>
+        <w:trPr>
+          <w:cantSplit/>
+        </w:trPr>
+        <w:tc>
+          <w:tcPr>
+            <w:tcW w:type="dxa" w:w="2800"/>
+            <w:tcMar>
+              <w:top w:type="dxa" w:w="80"/>
+              <w:left w:type="dxa" w:w="100"/>
+              <w:bottom w:type="dxa" w:w="80"/>
+              <w:right w:type="dxa" w:w="100"/>
+            </w:tcMar>
+            <w:vAlign w:val="top"/>
+          </w:tcPr>
+          <w:p>
+            <w:pPr>
+              <w:spacing w:after="40" w:before="0"/>
+            </w:pPr>
+            <w:r>
+              <w:rPr>
+                <w:b/>
+                <w:bCs/>
+                <w:color w:val="0F2B3C"/>
+                <w:sz w:val="20"/>
+                <w:szCs w:val="20"/>
+              </w:rPr>
+              <w:t xml:space="preserve">2.  A point is 8 up. After flipping up/down, how far down is it?</w:t>
+            </w:r>
+          </w:p>
+        </w:tc>
+        <w:tc>
+          <w:tcPr>
+            <w:tcW w:type="dxa" w:w="3560"/>
+            <w:tcMar>
+              <w:top w:type="dxa" w:w="80"/>
+              <w:left w:type="dxa" w:w="100"/>
+              <w:bottom w:type="dxa" w:w="80"/>
+              <w:right w:type="dxa" w:w="100"/>
+            </w:tcMar>
+            <w:vAlign w:val="top"/>
+          </w:tcPr>
+          <w:p>
+            <w:pPr>
+              <w:spacing w:after="50" w:before="0"/>
+            </w:pPr>
+            <w:r>
+              <w:rPr>
+                <w:color w:val="BBBBBB"/>
+                <w:sz w:val="18"/>
+                <w:szCs w:val="18"/>
+              </w:rPr>
+              <w:t xml:space="preserve">____________________________</w:t>
+            </w:r>
+          </w:p>
+          <w:p>
+            <w:pPr>
+              <w:spacing w:after="50" w:before="0"/>
+            </w:pPr>
+            <w:r>
+              <w:rPr>
+                <w:color w:val="BBBBBB"/>
+                <w:sz w:val="18"/>
+                <w:szCs w:val="18"/>
+              </w:rPr>
+              <w:t xml:space="preserve">____________________________</w:t>
+            </w:r>
+          </w:p>
+          <w:p>
+            <w:pPr>
+              <w:spacing w:after="50" w:before="0"/>
+            </w:pPr>
+            <w:r>
+              <w:rPr>
+                <w:color w:val="BBBBBB"/>
+                <w:sz w:val="18"/>
+                <w:szCs w:val="18"/>
+              </w:rPr>
+              <w:t xml:space="preserve">____________________________</w:t>
+            </w:r>
+          </w:p>
+          <w:p>
+            <w:pPr>
+              <w:spacing w:after="50" w:before="0"/>
+            </w:pPr>
+            <w:r>
+              <w:rPr>
+                <w:color w:val="BBBBBB"/>
+                <w:sz w:val="18"/>
+                <w:szCs w:val="18"/>
+              </w:rPr>
+              <w:t xml:space="preserve">____________________________</w:t>
+            </w:r>
+          </w:p>
+        </w:tc>
+        <w:tc>
+          <w:tcPr>
+            <w:tcW w:type="dxa" w:w="3000"/>
+            <w:shd w:fill="FBF3E2" w:color="auto" w:val="clear"/>
+            <w:tcMar>
+              <w:top w:type="dxa" w:w="80"/>
+              <w:left w:type="dxa" w:w="100"/>
+              <w:bottom w:type="dxa" w:w="80"/>
+              <w:right w:type="dxa" w:w="100"/>
+            </w:tcMar>
+            <w:vAlign w:val="top"/>
+          </w:tcPr>
+          <w:p>
+            <w:pPr>
+              <w:spacing w:after="30" w:before="0"/>
+            </w:pPr>
+            <w:r>
+              <w:rPr>
+                <w:b/>
+                <w:bCs/>
+                <w:color w:val="0F2B3C"/>
+                <w:sz w:val="18"/>
+                <w:szCs w:val="18"/>
+              </w:rPr>
+              <w:t xml:space="preserve">Because... ________________</w:t>
+            </w:r>
+          </w:p>
+          <w:p>
+            <w:pPr>
+              <w:spacing w:after="50" w:before="0"/>
+            </w:pPr>
+            <w:r>
+              <w:rPr>
+                <w:color w:val="BBBBBB"/>
+                <w:sz w:val="18"/>
+                <w:szCs w:val="18"/>
+              </w:rPr>
+              <w:t xml:space="preserve">____________________________</w:t>
+            </w:r>
+          </w:p>
+          <w:p>
+            <w:pPr>
+              <w:spacing w:after="30" w:before="40"/>
+            </w:pPr>
+            <w:r>
+              <w:rPr>
+                <w:b/>
+                <w:bCs/>
+                <w:color w:val="1A6FB5"/>
+                <w:sz w:val="18"/>
+                <w:szCs w:val="18"/>
+              </w:rPr>
+              <w:t xml:space="preserve">Although... _______________</w:t>
+            </w:r>
+          </w:p>
+          <w:p>
+            <w:pPr>
+              <w:spacing w:after="50" w:before="0"/>
+            </w:pPr>
+            <w:r>
+              <w:rPr>
+                <w:color w:val="BBBBBB"/>
+                <w:sz w:val="18"/>
+                <w:szCs w:val="18"/>
+              </w:rPr>
+              <w:t xml:space="preserve">____________________________</w:t>
+            </w:r>
+          </w:p>
+          <w:p>
+            <w:pPr>
+              <w:spacing w:after="30" w:before="40"/>
+            </w:pPr>
+            <w:r>
+              <w:rPr>
+                <w:b/>
+                <w:bCs/>
+                <w:color w:val="7A5400"/>
+                <w:sz w:val="18"/>
+                <w:szCs w:val="18"/>
+              </w:rPr>
+              <w:t xml:space="preserve">Therefore... ______________</w:t>
+            </w:r>
+          </w:p>
+          <w:p>
+            <w:pPr>
+              <w:spacing w:after="50" w:before="0"/>
+            </w:pPr>
+            <w:r>
+              <w:rPr>
+                <w:color w:val="BBBBBB"/>
+                <w:sz w:val="18"/>
+                <w:szCs w:val="18"/>
+              </w:rPr>
+              <w:t xml:space="preserve">____________________________</w:t>
+            </w:r>
+          </w:p>
+        </w:tc>
+      </w:tr>
+    </w:tbl>
+    <w:p>
+      <w:pPr>
+        <w:spacing w:after="60" w:before="0"/>
+      </w:pPr>
+      <w:r>
+        <w:t xml:space="preserve"/>
       </w:r>
     </w:p>
     <w:p>
@@ -459,6 +3554,141 @@
         <w:t xml:space="preserve">____________________________________________________</w:t>
       </w:r>
     </w:p>
+    <w:tbl>
+      <w:tblPr>
+        <w:tblW w:type="dxa" w:w="9360"/>
+        <w:tblBorders>
+          <w:top w:val="single" w:color="C7D2DD" w:sz="6"/>
+          <w:left w:val="single" w:color="C7D2DD" w:sz="6"/>
+          <w:bottom w:val="single" w:color="C7D2DD" w:sz="6"/>
+          <w:right w:val="single" w:color="C7D2DD" w:sz="6"/>
+          <w:insideH w:val="single" w:color="C7D2DD" w:sz="6"/>
+          <w:insideV w:val="single" w:color="C7D2DD" w:sz="6"/>
+        </w:tblBorders>
+      </w:tblPr>
+      <w:tblGrid>
+        <w:gridCol w:w="3120"/>
+        <w:gridCol w:w="3120"/>
+        <w:gridCol w:w="3120"/>
+      </w:tblGrid>
+      <w:tr>
+        <w:trPr>
+          <w:cantSplit/>
+          <w:tblHeader/>
+        </w:trPr>
+        <w:tc>
+          <w:tcPr>
+            <w:tcW w:type="dxa" w:w="9360"/>
+            <w:gridSpan w:val="3"/>
+            <w:shd w:fill="EEF4F8" w:color="auto" w:val="clear"/>
+            <w:tcMar>
+              <w:top w:type="dxa" w:w="60"/>
+              <w:left w:type="dxa" w:w="100"/>
+              <w:bottom w:type="dxa" w:w="60"/>
+              <w:right w:type="dxa" w:w="100"/>
+            </w:tcMar>
+          </w:tcPr>
+          <w:p>
+            <w:pPr>
+              <w:spacing w:after="0" w:before="0"/>
+            </w:pPr>
+            <w:r>
+              <w:rPr>
+                <w:b/>
+                <w:bCs/>
+                <w:color w:val="0F2B3C"/>
+                <w:sz w:val="18"/>
+                <w:szCs w:val="18"/>
+              </w:rPr>
+              <w:t xml:space="preserve">EXIT CHECK · 3-POINT SELF-ASSESSMENT CHECKLIST</w:t>
+            </w:r>
+          </w:p>
+        </w:tc>
+      </w:tr>
+      <w:tr>
+        <w:trPr>
+          <w:cantSplit/>
+        </w:trPr>
+        <w:tc>
+          <w:tcPr>
+            <w:tcW w:type="dxa" w:w="3120"/>
+            <w:tcMar>
+              <w:top w:type="dxa" w:w="80"/>
+              <w:left w:type="dxa" w:w="100"/>
+              <w:bottom w:type="dxa" w:w="80"/>
+              <w:right w:type="dxa" w:w="100"/>
+            </w:tcMar>
+          </w:tcPr>
+          <w:p>
+            <w:pPr>
+              <w:spacing w:after="0" w:before="0"/>
+            </w:pPr>
+            <w:r>
+              <w:rPr>
+                <w:b/>
+                <w:bCs/>
+                <w:color w:val="0F2B3C"/>
+                <w:sz w:val="18"/>
+                <w:szCs w:val="18"/>
+              </w:rPr>
+              <w:t xml:space="preserve">☐ 1. Units &amp; Labels Verified</w:t>
+            </w:r>
+          </w:p>
+        </w:tc>
+        <w:tc>
+          <w:tcPr>
+            <w:tcW w:type="dxa" w:w="3120"/>
+            <w:tcMar>
+              <w:top w:type="dxa" w:w="80"/>
+              <w:left w:type="dxa" w:w="100"/>
+              <w:bottom w:type="dxa" w:w="80"/>
+              <w:right w:type="dxa" w:w="100"/>
+            </w:tcMar>
+          </w:tcPr>
+          <w:p>
+            <w:pPr>
+              <w:spacing w:after="0" w:before="0"/>
+            </w:pPr>
+            <w:r>
+              <w:rPr>
+                <w:b/>
+                <w:bCs/>
+                <w:color w:val="0F2B3C"/>
+                <w:sz w:val="18"/>
+                <w:szCs w:val="18"/>
+              </w:rPr>
+              <w:t xml:space="preserve">☐ 2. Reasoning Stated (Because / Although / Therefore)</w:t>
+            </w:r>
+          </w:p>
+        </w:tc>
+        <w:tc>
+          <w:tcPr>
+            <w:tcW w:type="dxa" w:w="3120"/>
+            <w:tcMar>
+              <w:top w:type="dxa" w:w="80"/>
+              <w:left w:type="dxa" w:w="100"/>
+              <w:bottom w:type="dxa" w:w="80"/>
+              <w:right w:type="dxa" w:w="100"/>
+            </w:tcMar>
+          </w:tcPr>
+          <w:p>
+            <w:pPr>
+              <w:spacing w:after="0" w:before="0"/>
+            </w:pPr>
+            <w:r>
+              <w:rPr>
+                <w:b/>
+                <w:bCs/>
+                <w:color w:val="0F2B3C"/>
+                <w:sz w:val="18"/>
+                <w:szCs w:val="18"/>
+              </w:rPr>
+              <w:t xml:space="preserve">☐ 3. Calculations Double-Checked</w:t>
+            </w:r>
+          </w:p>
+        </w:tc>
+      </w:tr>
+    </w:tbl>
     <w:p>
       <w:pPr>
         <w:spacing w:after="60" w:before="120"/>
